--- a/klagomål/A 62184-2025 FSC-klagomål.docx
+++ b/klagomål/A 62184-2025 FSC-klagomål.docx
@@ -763,7 +763,7 @@
     <w:r>
       <w:tab/>
       <w:tab/>
-      <w:t>2025-12-19</w:t>
+      <w:t>2025-12-20</w:t>
       <w:br/>
       <w:br/>
     </w:r>

--- a/klagomål/A 62184-2025 FSC-klagomål.docx
+++ b/klagomål/A 62184-2025 FSC-klagomål.docx
@@ -763,7 +763,7 @@
     <w:r>
       <w:tab/>
       <w:tab/>
-      <w:t>2025-12-20</w:t>
+      <w:t>2025-12-21</w:t>
       <w:br/>
       <w:br/>
     </w:r>

--- a/klagomål/A 62184-2025 FSC-klagomål.docx
+++ b/klagomål/A 62184-2025 FSC-klagomål.docx
@@ -763,7 +763,7 @@
     <w:r>
       <w:tab/>
       <w:tab/>
-      <w:t>2025-12-21</w:t>
+      <w:t>2025-12-22</w:t>
       <w:br/>
       <w:br/>
     </w:r>

--- a/klagomål/A 62184-2025 FSC-klagomål.docx
+++ b/klagomål/A 62184-2025 FSC-klagomål.docx
@@ -763,7 +763,7 @@
     <w:r>
       <w:tab/>
       <w:tab/>
-      <w:t>2025-12-22</w:t>
+      <w:t>2025-12-26</w:t>
       <w:br/>
       <w:br/>
     </w:r>

--- a/klagomål/A 62184-2025 FSC-klagomål.docx
+++ b/klagomål/A 62184-2025 FSC-klagomål.docx
@@ -763,7 +763,7 @@
     <w:r>
       <w:tab/>
       <w:tab/>
-      <w:t>2025-12-26</w:t>
+      <w:t>2025-12-28</w:t>
       <w:br/>
       <w:br/>
     </w:r>

--- a/klagomål/A 62184-2025 FSC-klagomål.docx
+++ b/klagomål/A 62184-2025 FSC-klagomål.docx
@@ -763,7 +763,7 @@
     <w:r>
       <w:tab/>
       <w:tab/>
-      <w:t>2025-12-28</w:t>
+      <w:t>2025-12-29</w:t>
       <w:br/>
       <w:br/>
     </w:r>

--- a/klagomål/A 62184-2025 FSC-klagomål.docx
+++ b/klagomål/A 62184-2025 FSC-klagomål.docx
@@ -763,7 +763,7 @@
     <w:r>
       <w:tab/>
       <w:tab/>
-      <w:t>2025-12-29</w:t>
+      <w:t>2025-12-30</w:t>
       <w:br/>
       <w:br/>
     </w:r>

--- a/klagomål/A 62184-2025 FSC-klagomål.docx
+++ b/klagomål/A 62184-2025 FSC-klagomål.docx
@@ -763,7 +763,7 @@
     <w:r>
       <w:tab/>
       <w:tab/>
-      <w:t>2025-12-30</w:t>
+      <w:t>2025-12-31</w:t>
       <w:br/>
       <w:br/>
     </w:r>

--- a/klagomål/A 62184-2025 FSC-klagomål.docx
+++ b/klagomål/A 62184-2025 FSC-klagomål.docx
@@ -763,7 +763,7 @@
     <w:r>
       <w:tab/>
       <w:tab/>
-      <w:t>2025-12-31</w:t>
+      <w:t>2026-01-03</w:t>
       <w:br/>
       <w:br/>
     </w:r>

--- a/klagomål/A 62184-2025 FSC-klagomål.docx
+++ b/klagomål/A 62184-2025 FSC-klagomål.docx
@@ -763,7 +763,7 @@
     <w:r>
       <w:tab/>
       <w:tab/>
-      <w:t>2026-01-07</w:t>
+      <w:t>2026-01-08</w:t>
       <w:br/>
       <w:br/>
     </w:r>

--- a/klagomål/A 62184-2025 FSC-klagomål.docx
+++ b/klagomål/A 62184-2025 FSC-klagomål.docx
@@ -763,7 +763,7 @@
     <w:r>
       <w:tab/>
       <w:tab/>
-      <w:t>2026-01-08</w:t>
+      <w:t>2026-01-09</w:t>
       <w:br/>
       <w:br/>
     </w:r>

--- a/klagomål/A 62184-2025 FSC-klagomål.docx
+++ b/klagomål/A 62184-2025 FSC-klagomål.docx
@@ -763,7 +763,7 @@
     <w:r>
       <w:tab/>
       <w:tab/>
-      <w:t>2026-01-09</w:t>
+      <w:t>2026-01-10</w:t>
       <w:br/>
       <w:br/>
     </w:r>

--- a/klagomål/A 62184-2025 FSC-klagomål.docx
+++ b/klagomål/A 62184-2025 FSC-klagomål.docx
@@ -763,7 +763,7 @@
     <w:r>
       <w:tab/>
       <w:tab/>
-      <w:t>2026-01-10</w:t>
+      <w:t>2026-01-11</w:t>
       <w:br/>
       <w:br/>
     </w:r>

--- a/klagomål/A 62184-2025 FSC-klagomål.docx
+++ b/klagomål/A 62184-2025 FSC-klagomål.docx
@@ -763,7 +763,7 @@
     <w:r>
       <w:tab/>
       <w:tab/>
-      <w:t>2026-01-11</w:t>
+      <w:t>2026-01-12</w:t>
       <w:br/>
       <w:br/>
     </w:r>

--- a/klagomål/A 62184-2025 FSC-klagomål.docx
+++ b/klagomål/A 62184-2025 FSC-klagomål.docx
@@ -763,7 +763,7 @@
     <w:r>
       <w:tab/>
       <w:tab/>
-      <w:t>2026-01-12</w:t>
+      <w:t>2026-01-13</w:t>
       <w:br/>
       <w:br/>
     </w:r>

--- a/klagomål/A 62184-2025 FSC-klagomål.docx
+++ b/klagomål/A 62184-2025 FSC-klagomål.docx
@@ -763,7 +763,7 @@
     <w:r>
       <w:tab/>
       <w:tab/>
-      <w:t>2026-01-13</w:t>
+      <w:t>2026-01-14</w:t>
       <w:br/>
       <w:br/>
     </w:r>

--- a/klagomål/A 62184-2025 FSC-klagomål.docx
+++ b/klagomål/A 62184-2025 FSC-klagomål.docx
@@ -763,7 +763,7 @@
     <w:r>
       <w:tab/>
       <w:tab/>
-      <w:t>2026-01-14</w:t>
+      <w:t>2026-01-15</w:t>
       <w:br/>
       <w:br/>
     </w:r>

--- a/klagomål/A 62184-2025 FSC-klagomål.docx
+++ b/klagomål/A 62184-2025 FSC-klagomål.docx
@@ -763,7 +763,7 @@
     <w:r>
       <w:tab/>
       <w:tab/>
-      <w:t>2026-01-15</w:t>
+      <w:t>2026-01-16</w:t>
       <w:br/>
       <w:br/>
     </w:r>

--- a/klagomål/A 62184-2025 FSC-klagomål.docx
+++ b/klagomål/A 62184-2025 FSC-klagomål.docx
@@ -763,7 +763,7 @@
     <w:r>
       <w:tab/>
       <w:tab/>
-      <w:t>2026-01-16</w:t>
+      <w:t>2026-01-17</w:t>
       <w:br/>
       <w:br/>
     </w:r>

--- a/klagomål/A 62184-2025 FSC-klagomål.docx
+++ b/klagomål/A 62184-2025 FSC-klagomål.docx
@@ -763,7 +763,7 @@
     <w:r>
       <w:tab/>
       <w:tab/>
-      <w:t>2026-01-17</w:t>
+      <w:t>2026-01-18</w:t>
       <w:br/>
       <w:br/>
     </w:r>

--- a/klagomål/A 62184-2025 FSC-klagomål.docx
+++ b/klagomål/A 62184-2025 FSC-klagomål.docx
@@ -763,7 +763,7 @@
     <w:r>
       <w:tab/>
       <w:tab/>
-      <w:t>2026-01-18</w:t>
+      <w:t>2026-01-19</w:t>
       <w:br/>
       <w:br/>
     </w:r>

--- a/klagomål/A 62184-2025 FSC-klagomål.docx
+++ b/klagomål/A 62184-2025 FSC-klagomål.docx
@@ -763,7 +763,7 @@
     <w:r>
       <w:tab/>
       <w:tab/>
-      <w:t>2026-01-19</w:t>
+      <w:t>2026-01-20</w:t>
       <w:br/>
       <w:br/>
     </w:r>

--- a/klagomål/A 62184-2025 FSC-klagomål.docx
+++ b/klagomål/A 62184-2025 FSC-klagomål.docx
@@ -763,7 +763,7 @@
     <w:r>
       <w:tab/>
       <w:tab/>
-      <w:t>2026-01-20</w:t>
+      <w:t>2026-01-21</w:t>
       <w:br/>
       <w:br/>
     </w:r>

--- a/klagomål/A 62184-2025 FSC-klagomål.docx
+++ b/klagomål/A 62184-2025 FSC-klagomål.docx
@@ -763,7 +763,7 @@
     <w:r>
       <w:tab/>
       <w:tab/>
-      <w:t>2026-01-21</w:t>
+      <w:t>2026-01-23</w:t>
       <w:br/>
       <w:br/>
     </w:r>

--- a/klagomål/A 62184-2025 FSC-klagomål.docx
+++ b/klagomål/A 62184-2025 FSC-klagomål.docx
@@ -763,7 +763,7 @@
     <w:r>
       <w:tab/>
       <w:tab/>
-      <w:t>2026-01-23</w:t>
+      <w:t>2026-01-24</w:t>
       <w:br/>
       <w:br/>
     </w:r>

--- a/klagomål/A 62184-2025 FSC-klagomål.docx
+++ b/klagomål/A 62184-2025 FSC-klagomål.docx
@@ -763,7 +763,7 @@
     <w:r>
       <w:tab/>
       <w:tab/>
-      <w:t>2026-01-24</w:t>
+      <w:t>2026-01-25</w:t>
       <w:br/>
       <w:br/>
     </w:r>

--- a/klagomål/A 62184-2025 FSC-klagomål.docx
+++ b/klagomål/A 62184-2025 FSC-klagomål.docx
@@ -763,7 +763,7 @@
     <w:r>
       <w:tab/>
       <w:tab/>
-      <w:t>2026-01-25</w:t>
+      <w:t>2026-01-26</w:t>
       <w:br/>
       <w:br/>
     </w:r>

--- a/klagomål/A 62184-2025 FSC-klagomål.docx
+++ b/klagomål/A 62184-2025 FSC-klagomål.docx
@@ -763,7 +763,7 @@
     <w:r>
       <w:tab/>
       <w:tab/>
-      <w:t>2026-01-26</w:t>
+      <w:t>2026-01-27</w:t>
       <w:br/>
       <w:br/>
     </w:r>

--- a/klagomål/A 62184-2025 FSC-klagomål.docx
+++ b/klagomål/A 62184-2025 FSC-klagomål.docx
@@ -763,7 +763,7 @@
     <w:r>
       <w:tab/>
       <w:tab/>
-      <w:t>2026-01-27</w:t>
+      <w:t>2026-01-28</w:t>
       <w:br/>
       <w:br/>
     </w:r>

--- a/klagomål/A 62184-2025 FSC-klagomål.docx
+++ b/klagomål/A 62184-2025 FSC-klagomål.docx
@@ -112,7 +112,7 @@
         <w:pStyle w:val="ListBullet"/>
       </w:pPr>
       <w:r>
-        <w:t>Om ett ombud (tex Norra skog eller Mellanskog) avverkningsanmäler en skog med naturvärden motsvarande nyckelbiotops kvalité men markägaren inte är FSC certifierad, bör du skicka in ett FSC kontrollerat virke klagomål. Då ska klagomålet skickas till ombudsföretaget.</w:t>
+        <w:t>Om ett ombud (tex Norra skog eller Mellanskog) avverkningsanmäler en skog med naturvärden motsvarande nyckelbiotops kvalitet men markägaren inte är FSC certifierad, bör du skicka in ett FSC kontrollerat virke klagomål. Då ska klagomålet skickas till ombudsföretaget.</w:t>
       </w:r>
     </w:p>
     <w:p>
@@ -281,7 +281,25 @@
         <w:t>Tjäder (§4)</w:t>
       </w:r>
       <w:r>
-        <w:t xml:space="preserve"> är en utpräglad skogsfågel knuten till större sammanhängande barrskogsområden. Tupparna och hönorna utnyttjar till viss del olika miljöer, och habitatvalet varierar dessutom mellan olika delar av året. För att det ska finnas livskraftiga tjäderbestånd krävs funktionella skogslandskap med en blandning av uppvuxen, gles och luckig skog, täta sumpskogar, myrar och andra små våtmarker. Arten försvinner när skogen fragmenteras och den sammanlagda arealen hyggen och andra öppna områden blir för stor. Ett småskaligt och försiktigt virkesuttag genom hyggesfria metoder kan i vissa fall vara möjligt i området inom 200 m från lekcentrum. Längre ut från lekcentrum, inom 200–500 m bör den avverkade ytan inte överskrida 1 hektar för att undvika alltför stora och snabba förändringar (Skogsstyrelsen, 2019).</w:t>
+        <w:t xml:space="preserve"> omfattas av bilaga 1 och 2 EU:s fågeldirektiv och är typisk art för </w:t>
+      </w:r>
+      <w:r>
+        <w:rPr>
+          <w:i/>
+        </w:rPr>
+        <w:t xml:space="preserve">9010 Taiga </w:t>
+      </w:r>
+      <w:r>
+        <w:t xml:space="preserve">och </w:t>
+      </w:r>
+      <w:r>
+        <w:rPr>
+          <w:i/>
+        </w:rPr>
+        <w:t>9740 Skogsbevuxen myr</w:t>
+      </w:r>
+      <w:r>
+        <w:t>. Tjädern är en utpräglad skogsfågel knuten till större sammanhängande barrskogsområden. Tupparna och hönorna utnyttjar till viss del olika miljöer, och habitatvalet varierar dessutom mellan olika delar av året. För att det ska finnas livskraftiga tjäderbestånd krävs funktionella skogslandskap med en blandning av uppvuxen, gles och luckig skog, täta sumpskogar, myrar och andra små våtmarker. Arten försvinner när skogen fragmenteras och den sammanlagda arealen hyggen och andra öppna områden blir för stor. Ett småskaligt och försiktigt virkesuttag genom hyggesfria metoder kan i vissa fall vara möjligt i området inom 200 m från lekcentrum. Längre ut från lekcentrum, inom 200–500 m bör den avverkade ytan inte överskrida 1 hektar för att undvika alltför stora och snabba förändringar (Skogsstyrelsen, 2019; SLU Artdatabanken, 2024).</w:t>
       </w:r>
     </w:p>
     <w:p>
@@ -605,7 +623,25 @@
     </w:p>
     <w:p>
       <w:r>
-        <w:t>Tjäder (§4) är en utpräglad skogsfågel knuten till större sammanhängande barrskogsområden. Tupparna och hönorna utnyttjar till viss del olika miljöer, och habitatvalet varierar dessutom mellan olika delar av året. För att det ska finnas livskraftiga tjäderbestånd krävs funktionella skogslandskap med en blandning av uppvuxen, gles och luckig skog, täta sumpskogar, myrar och andra små våtmarker (Skogsstyrelsen, 2019).</w:t>
+        <w:t xml:space="preserve">Tjäder (§4) omfattas av bilaga 1 och 2 EU:s fågeldirektiv och är typisk art för </w:t>
+      </w:r>
+      <w:r>
+        <w:rPr>
+          <w:i/>
+        </w:rPr>
+        <w:t xml:space="preserve">9010 Taiga </w:t>
+      </w:r>
+      <w:r>
+        <w:t xml:space="preserve">och </w:t>
+      </w:r>
+      <w:r>
+        <w:rPr>
+          <w:i/>
+        </w:rPr>
+        <w:t>9740 Skogsbevuxen myr</w:t>
+      </w:r>
+      <w:r>
+        <w:t>. Tjädern är en utpräglad skogsfågel knuten till större sammanhängande barrskogsområden. Tupparna och hönorna utnyttjar till viss del olika miljöer, och habitatvalet varierar dessutom mellan olika delar av året. För att det ska finnas livskraftiga tjäderbestånd krävs funktionella skogslandskap med en blandning av uppvuxen, gles och luckig skog, täta sumpskogar, myrar och andra små våtmarker (Skogsstyrelsen, 2019; SLU Artdatabanken 2024).</w:t>
       </w:r>
     </w:p>
     <w:p>
@@ -629,10 +665,21 @@
         <w:rPr>
           <w:i/>
         </w:rPr>
-        <w:t xml:space="preserve">Vägledning för hänsyn till fåglar – tjäder. </w:t>
+        <w:t>Vägledning för hänsyn till fåglar – tjäder.</w:t>
+      </w:r>
+    </w:p>
+    <w:p>
+      <w:r>
+        <w:t xml:space="preserve">SLU Artdatabanken, 2024. </w:t>
       </w:r>
       <w:r>
-        <w:t>https://www.skogsstyrelsen.se/globalassets/lag-och-tillsyn/artskydd/vagledningar-for-hansyn-till-faglar/tjader-vagledning-hansyn2.pdf</w:t>
+        <w:rPr>
+          <w:i/>
+        </w:rPr>
+        <w:t xml:space="preserve">Artfaktablad. Naturvård – artfakta. </w:t>
+      </w:r>
+      <w:r>
+        <w:t>SLU Artdatabanken, Uppsala</w:t>
       </w:r>
     </w:p>
     <w:sectPr>
@@ -763,7 +810,7 @@
     <w:r>
       <w:tab/>
       <w:tab/>
-      <w:t>2026-01-28</w:t>
+      <w:t>2026-01-29</w:t>
       <w:br/>
       <w:br/>
     </w:r>

--- a/klagomål/A 62184-2025 FSC-klagomål.docx
+++ b/klagomål/A 62184-2025 FSC-klagomål.docx
@@ -810,7 +810,7 @@
     <w:r>
       <w:tab/>
       <w:tab/>
-      <w:t>2026-01-29</w:t>
+      <w:t>2026-01-30</w:t>
       <w:br/>
       <w:br/>
     </w:r>

--- a/klagomål/A 62184-2025 FSC-klagomål.docx
+++ b/klagomål/A 62184-2025 FSC-klagomål.docx
@@ -810,7 +810,7 @@
     <w:r>
       <w:tab/>
       <w:tab/>
-      <w:t>2026-01-30</w:t>
+      <w:t>2026-01-31</w:t>
       <w:br/>
       <w:br/>
     </w:r>

--- a/klagomål/A 62184-2025 FSC-klagomål.docx
+++ b/klagomål/A 62184-2025 FSC-klagomål.docx
@@ -810,7 +810,7 @@
     <w:r>
       <w:tab/>
       <w:tab/>
-      <w:t>2026-03-02</w:t>
+      <w:t>2026-03-03</w:t>
       <w:br/>
       <w:br/>
     </w:r>

--- a/klagomål/A 62184-2025 FSC-klagomål.docx
+++ b/klagomål/A 62184-2025 FSC-klagomål.docx
@@ -810,7 +810,7 @@
     <w:r>
       <w:tab/>
       <w:tab/>
-      <w:t>2026-03-03</w:t>
+      <w:t>2026-03-04</w:t>
       <w:br/>
       <w:br/>
     </w:r>

--- a/klagomål/A 62184-2025 FSC-klagomål.docx
+++ b/klagomål/A 62184-2025 FSC-klagomål.docx
@@ -810,7 +810,7 @@
     <w:r>
       <w:tab/>
       <w:tab/>
-      <w:t>2026-03-04</w:t>
+      <w:t>2026-03-05</w:t>
       <w:br/>
       <w:br/>
     </w:r>

--- a/klagomål/A 62184-2025 FSC-klagomål.docx
+++ b/klagomål/A 62184-2025 FSC-klagomål.docx
@@ -810,7 +810,7 @@
     <w:r>
       <w:tab/>
       <w:tab/>
-      <w:t>2026-03-05</w:t>
+      <w:t>2026-03-06</w:t>
       <w:br/>
       <w:br/>
     </w:r>

--- a/klagomål/A 62184-2025 FSC-klagomål.docx
+++ b/klagomål/A 62184-2025 FSC-klagomål.docx
@@ -810,7 +810,7 @@
     <w:r>
       <w:tab/>
       <w:tab/>
-      <w:t>2026-03-06</w:t>
+      <w:t>2026-03-07</w:t>
       <w:br/>
       <w:br/>
     </w:r>

--- a/klagomål/A 62184-2025 FSC-klagomål.docx
+++ b/klagomål/A 62184-2025 FSC-klagomål.docx
@@ -810,7 +810,7 @@
     <w:r>
       <w:tab/>
       <w:tab/>
-      <w:t>2026-03-07</w:t>
+      <w:t>2026-03-08</w:t>
       <w:br/>
       <w:br/>
     </w:r>

--- a/klagomål/A 62184-2025 FSC-klagomål.docx
+++ b/klagomål/A 62184-2025 FSC-klagomål.docx
@@ -810,7 +810,7 @@
     <w:r>
       <w:tab/>
       <w:tab/>
-      <w:t>2026-03-08</w:t>
+      <w:t>2026-03-09</w:t>
       <w:br/>
       <w:br/>
     </w:r>

--- a/klagomål/A 62184-2025 FSC-klagomål.docx
+++ b/klagomål/A 62184-2025 FSC-klagomål.docx
@@ -810,7 +810,7 @@
     <w:r>
       <w:tab/>
       <w:tab/>
-      <w:t>2026-03-09</w:t>
+      <w:t>2026-03-10</w:t>
       <w:br/>
       <w:br/>
     </w:r>

--- a/klagomål/A 62184-2025 FSC-klagomål.docx
+++ b/klagomål/A 62184-2025 FSC-klagomål.docx
@@ -810,7 +810,7 @@
     <w:r>
       <w:tab/>
       <w:tab/>
-      <w:t>2026-03-10</w:t>
+      <w:t>2026-03-11</w:t>
       <w:br/>
       <w:br/>
     </w:r>

--- a/klagomål/A 62184-2025 FSC-klagomål.docx
+++ b/klagomål/A 62184-2025 FSC-klagomål.docx
@@ -810,7 +810,7 @@
     <w:r>
       <w:tab/>
       <w:tab/>
-      <w:t>2026-03-11</w:t>
+      <w:t>2026-03-12</w:t>
       <w:br/>
       <w:br/>
     </w:r>

--- a/klagomål/A 62184-2025 FSC-klagomål.docx
+++ b/klagomål/A 62184-2025 FSC-klagomål.docx
@@ -810,7 +810,7 @@
     <w:r>
       <w:tab/>
       <w:tab/>
-      <w:t>2026-03-12</w:t>
+      <w:t>2026-03-13</w:t>
       <w:br/>
       <w:br/>
     </w:r>

--- a/klagomål/A 62184-2025 FSC-klagomål.docx
+++ b/klagomål/A 62184-2025 FSC-klagomål.docx
@@ -810,7 +810,7 @@
     <w:r>
       <w:tab/>
       <w:tab/>
-      <w:t>2026-03-13</w:t>
+      <w:t>2026-03-16</w:t>
       <w:br/>
       <w:br/>
     </w:r>

--- a/klagomål/A 62184-2025 FSC-klagomål.docx
+++ b/klagomål/A 62184-2025 FSC-klagomål.docx
@@ -810,7 +810,7 @@
     <w:r>
       <w:tab/>
       <w:tab/>
-      <w:t>2026-03-16</w:t>
+      <w:t>2026-03-17</w:t>
       <w:br/>
       <w:br/>
     </w:r>

--- a/klagomål/A 62184-2025 FSC-klagomål.docx
+++ b/klagomål/A 62184-2025 FSC-klagomål.docx
@@ -810,7 +810,7 @@
     <w:r>
       <w:tab/>
       <w:tab/>
-      <w:t>2026-03-17</w:t>
+      <w:t>2026-03-18</w:t>
       <w:br/>
       <w:br/>
     </w:r>

--- a/klagomål/A 62184-2025 FSC-klagomål.docx
+++ b/klagomål/A 62184-2025 FSC-klagomål.docx
@@ -810,7 +810,7 @@
     <w:r>
       <w:tab/>
       <w:tab/>
-      <w:t>2026-03-18</w:t>
+      <w:t>2026-03-19</w:t>
       <w:br/>
       <w:br/>
     </w:r>

--- a/klagomål/A 62184-2025 FSC-klagomål.docx
+++ b/klagomål/A 62184-2025 FSC-klagomål.docx
@@ -810,7 +810,7 @@
     <w:r>
       <w:tab/>
       <w:tab/>
-      <w:t>2026-03-19</w:t>
+      <w:t>2026-03-20</w:t>
       <w:br/>
       <w:br/>
     </w:r>

--- a/klagomål/A 62184-2025 FSC-klagomål.docx
+++ b/klagomål/A 62184-2025 FSC-klagomål.docx
@@ -810,7 +810,7 @@
     <w:r>
       <w:tab/>
       <w:tab/>
-      <w:t>2026-03-20</w:t>
+      <w:t>2026-03-21</w:t>
       <w:br/>
       <w:br/>
     </w:r>

--- a/klagomål/A 62184-2025 FSC-klagomål.docx
+++ b/klagomål/A 62184-2025 FSC-klagomål.docx
@@ -810,7 +810,7 @@
     <w:r>
       <w:tab/>
       <w:tab/>
-      <w:t>2026-03-21</w:t>
+      <w:t>2026-03-22</w:t>
       <w:br/>
       <w:br/>
     </w:r>

--- a/klagomål/A 62184-2025 FSC-klagomål.docx
+++ b/klagomål/A 62184-2025 FSC-klagomål.docx
@@ -810,7 +810,7 @@
     <w:r>
       <w:tab/>
       <w:tab/>
-      <w:t>2026-03-22</w:t>
+      <w:t>2026-03-23</w:t>
       <w:br/>
       <w:br/>
     </w:r>

--- a/klagomål/A 62184-2025 FSC-klagomål.docx
+++ b/klagomål/A 62184-2025 FSC-klagomål.docx
@@ -810,7 +810,7 @@
     <w:r>
       <w:tab/>
       <w:tab/>
-      <w:t>2026-04-14</w:t>
+      <w:t>2026-04-15</w:t>
       <w:br/>
       <w:br/>
     </w:r>

--- a/klagomål/A 62184-2025 FSC-klagomål.docx
+++ b/klagomål/A 62184-2025 FSC-klagomål.docx
@@ -810,7 +810,7 @@
     <w:r>
       <w:tab/>
       <w:tab/>
-      <w:t>2026-04-15</w:t>
+      <w:t>2026-04-16</w:t>
       <w:br/>
       <w:br/>
     </w:r>

--- a/klagomål/A 62184-2025 FSC-klagomål.docx
+++ b/klagomål/A 62184-2025 FSC-klagomål.docx
@@ -810,7 +810,7 @@
     <w:r>
       <w:tab/>
       <w:tab/>
-      <w:t>2026-04-16</w:t>
+      <w:t>2026-04-17</w:t>
       <w:br/>
       <w:br/>
     </w:r>

--- a/klagomål/A 62184-2025 FSC-klagomål.docx
+++ b/klagomål/A 62184-2025 FSC-klagomål.docx
@@ -810,7 +810,7 @@
     <w:r>
       <w:tab/>
       <w:tab/>
-      <w:t>2026-04-17</w:t>
+      <w:t>2026-04-18</w:t>
       <w:br/>
       <w:br/>
     </w:r>

--- a/klagomål/A 62184-2025 FSC-klagomål.docx
+++ b/klagomål/A 62184-2025 FSC-klagomål.docx
@@ -810,7 +810,7 @@
     <w:r>
       <w:tab/>
       <w:tab/>
-      <w:t>2026-04-18</w:t>
+      <w:t>2026-04-19</w:t>
       <w:br/>
       <w:br/>
     </w:r>

--- a/klagomål/A 62184-2025 FSC-klagomål.docx
+++ b/klagomål/A 62184-2025 FSC-klagomål.docx
@@ -810,7 +810,7 @@
     <w:r>
       <w:tab/>
       <w:tab/>
-      <w:t>2026-04-19</w:t>
+      <w:t>2026-04-20</w:t>
       <w:br/>
       <w:br/>
     </w:r>

--- a/klagomål/A 62184-2025 FSC-klagomål.docx
+++ b/klagomål/A 62184-2025 FSC-klagomål.docx
@@ -810,7 +810,7 @@
     <w:r>
       <w:tab/>
       <w:tab/>
-      <w:t>2026-04-20</w:t>
+      <w:t>2026-04-21</w:t>
       <w:br/>
       <w:br/>
     </w:r>

--- a/klagomål/A 62184-2025 FSC-klagomål.docx
+++ b/klagomål/A 62184-2025 FSC-klagomål.docx
@@ -810,7 +810,7 @@
     <w:r>
       <w:tab/>
       <w:tab/>
-      <w:t>2026-04-21</w:t>
+      <w:t>2026-04-22</w:t>
       <w:br/>
       <w:br/>
     </w:r>

--- a/klagomål/A 62184-2025 FSC-klagomål.docx
+++ b/klagomål/A 62184-2025 FSC-klagomål.docx
@@ -810,7 +810,7 @@
     <w:r>
       <w:tab/>
       <w:tab/>
-      <w:t>2026-04-22</w:t>
+      <w:t>2026-04-23</w:t>
       <w:br/>
       <w:br/>
     </w:r>

--- a/klagomål/A 62184-2025 FSC-klagomål.docx
+++ b/klagomål/A 62184-2025 FSC-klagomål.docx
@@ -810,7 +810,7 @@
     <w:r>
       <w:tab/>
       <w:tab/>
-      <w:t>2026-04-23</w:t>
+      <w:t>2026-04-24</w:t>
       <w:br/>
       <w:br/>
     </w:r>

--- a/klagomål/A 62184-2025 FSC-klagomål.docx
+++ b/klagomål/A 62184-2025 FSC-klagomål.docx
@@ -810,7 +810,7 @@
     <w:r>
       <w:tab/>
       <w:tab/>
-      <w:t>2026-04-24</w:t>
+      <w:t>2026-04-25</w:t>
       <w:br/>
       <w:br/>
     </w:r>

--- a/klagomål/A 62184-2025 FSC-klagomål.docx
+++ b/klagomål/A 62184-2025 FSC-klagomål.docx
@@ -810,7 +810,7 @@
     <w:r>
       <w:tab/>
       <w:tab/>
-      <w:t>2026-04-25</w:t>
+      <w:t>2026-04-26</w:t>
       <w:br/>
       <w:br/>
     </w:r>

--- a/klagomål/A 62184-2025 FSC-klagomål.docx
+++ b/klagomål/A 62184-2025 FSC-klagomål.docx
@@ -810,7 +810,7 @@
     <w:r>
       <w:tab/>
       <w:tab/>
-      <w:t>2026-04-26</w:t>
+      <w:t>2026-04-27</w:t>
       <w:br/>
       <w:br/>
     </w:r>

--- a/klagomål/A 62184-2025 FSC-klagomål.docx
+++ b/klagomål/A 62184-2025 FSC-klagomål.docx
@@ -810,7 +810,7 @@
     <w:r>
       <w:tab/>
       <w:tab/>
-      <w:t>2026-04-27</w:t>
+      <w:t>2026-04-28</w:t>
       <w:br/>
       <w:br/>
     </w:r>

--- a/klagomål/A 62184-2025 FSC-klagomål.docx
+++ b/klagomål/A 62184-2025 FSC-klagomål.docx
@@ -810,7 +810,7 @@
     <w:r>
       <w:tab/>
       <w:tab/>
-      <w:t>2026-04-28</w:t>
+      <w:t>2026-04-29</w:t>
       <w:br/>
       <w:br/>
     </w:r>

--- a/klagomål/A 62184-2025 FSC-klagomål.docx
+++ b/klagomål/A 62184-2025 FSC-klagomål.docx
@@ -810,7 +810,7 @@
     <w:r>
       <w:tab/>
       <w:tab/>
-      <w:t>2026-04-29</w:t>
+      <w:t>2026-04-30</w:t>
       <w:br/>
       <w:br/>
     </w:r>

--- a/klagomål/A 62184-2025 FSC-klagomål.docx
+++ b/klagomål/A 62184-2025 FSC-klagomål.docx
@@ -810,7 +810,7 @@
     <w:r>
       <w:tab/>
       <w:tab/>
-      <w:t>2026-04-30</w:t>
+      <w:t>2026-05-01</w:t>
       <w:br/>
       <w:br/>
     </w:r>

--- a/klagomål/A 62184-2025 FSC-klagomål.docx
+++ b/klagomål/A 62184-2025 FSC-klagomål.docx
@@ -810,7 +810,7 @@
     <w:r>
       <w:tab/>
       <w:tab/>
-      <w:t>2026-05-01</w:t>
+      <w:t>2026-05-02</w:t>
       <w:br/>
       <w:br/>
     </w:r>

--- a/klagomål/A 62184-2025 FSC-klagomål.docx
+++ b/klagomål/A 62184-2025 FSC-klagomål.docx
@@ -810,7 +810,7 @@
     <w:r>
       <w:tab/>
       <w:tab/>
-      <w:t>2026-05-02</w:t>
+      <w:t>2026-05-03</w:t>
       <w:br/>
       <w:br/>
     </w:r>

--- a/klagomål/A 62184-2025 FSC-klagomål.docx
+++ b/klagomål/A 62184-2025 FSC-klagomål.docx
@@ -810,7 +810,7 @@
     <w:r>
       <w:tab/>
       <w:tab/>
-      <w:t>2026-05-03</w:t>
+      <w:t>2026-05-04</w:t>
       <w:br/>
       <w:br/>
     </w:r>

--- a/klagomål/A 62184-2025 FSC-klagomål.docx
+++ b/klagomål/A 62184-2025 FSC-klagomål.docx
@@ -810,7 +810,7 @@
     <w:r>
       <w:tab/>
       <w:tab/>
-      <w:t>2026-05-04</w:t>
+      <w:t>2026-05-05</w:t>
       <w:br/>
       <w:br/>
     </w:r>

--- a/klagomål/A 62184-2025 FSC-klagomål.docx
+++ b/klagomål/A 62184-2025 FSC-klagomål.docx
@@ -810,7 +810,7 @@
     <w:r>
       <w:tab/>
       <w:tab/>
-      <w:t>2026-05-05</w:t>
+      <w:t>2026-05-06</w:t>
       <w:br/>
       <w:br/>
     </w:r>

--- a/klagomål/A 62184-2025 FSC-klagomål.docx
+++ b/klagomål/A 62184-2025 FSC-klagomål.docx
@@ -810,7 +810,7 @@
     <w:r>
       <w:tab/>
       <w:tab/>
-      <w:t>2026-06-15</w:t>
+      <w:t>2026-06-16</w:t>
       <w:br/>
       <w:br/>
     </w:r>

--- a/klagomål/A 62184-2025 FSC-klagomål.docx
+++ b/klagomål/A 62184-2025 FSC-klagomål.docx
@@ -810,7 +810,7 @@
     <w:r>
       <w:tab/>
       <w:tab/>
-      <w:t>2026-06-16</w:t>
+      <w:t>2026-06-17</w:t>
       <w:br/>
       <w:br/>
     </w:r>

--- a/klagomål/A 62184-2025 FSC-klagomål.docx
+++ b/klagomål/A 62184-2025 FSC-klagomål.docx
@@ -1,6 +1,6 @@
 
 <file path=word/document.xml><?xml version="1.0" encoding="utf-8"?>
-<w:document xmlns:wpc="http://schemas.microsoft.com/office/word/2010/wordprocessingCanvas" xmlns:cx="http://schemas.microsoft.com/office/drawing/2014/chartex" xmlns:cx1="http://schemas.microsoft.com/office/drawing/2015/9/8/chartex" xmlns:cx2="http://schemas.microsoft.com/office/drawing/2015/10/21/chartex" xmlns:cx3="http://schemas.microsoft.com/office/drawing/2016/5/9/chartex" xmlns:cx4="http://schemas.microsoft.com/office/drawing/2016/5/10/chartex" xmlns:cx5="http://schemas.microsoft.com/office/drawing/2016/5/11/chartex" xmlns:cx6="http://schemas.microsoft.com/office/drawing/2016/5/12/chartex" xmlns:cx7="http://schemas.microsoft.com/office/drawing/2016/5/13/chartex" xmlns:cx8="http://schemas.microsoft.com/office/drawing/2016/5/14/chartex" xmlns:mc="http://schemas.openxmlformats.org/markup-compatibility/2006" xmlns:aink="http://schemas.microsoft.com/office/drawing/2016/ink" xmlns:am3d="http://schemas.microsoft.com/office/drawing/2017/model3d" xmlns:o="urn:schemas-microsoft-com:office:office" xmlns:oel="http://schemas.microsoft.com/office/2019/extlst" xmlns:r="http://schemas.openxmlformats.org/officeDocument/2006/relationships" xmlns:m="http://schemas.openxmlformats.org/officeDocument/2006/math" xmlns:v="urn:schemas-microsoft-com:vml" xmlns:wp14="http://schemas.microsoft.com/office/word/2010/wordprocessingDrawing" xmlns:wp="http://schemas.openxmlformats.org/drawingml/2006/wordprocessingDrawing" xmlns:w10="urn:schemas-microsoft-com:office:word" xmlns:w="http://schemas.openxmlformats.org/wordprocessingml/2006/main" xmlns:w14="http://schemas.microsoft.com/office/word/2010/wordml" xmlns:w15="http://schemas.microsoft.com/office/word/2012/wordml" xmlns:w16cex="http://schemas.microsoft.com/office/word/2018/wordml/cex" xmlns:w16cid="http://schemas.microsoft.com/office/word/2016/wordml/cid" xmlns:w16="http://schemas.microsoft.com/office/word/2018/wordml" xmlns:w16sdtdh="http://schemas.microsoft.com/office/word/2020/wordml/sdtdatahash" xmlns:w16se="http://schemas.microsoft.com/office/word/2015/wordml/symex" xmlns:wpg="http://schemas.microsoft.com/office/word/2010/wordprocessingGroup" xmlns:wpi="http://schemas.microsoft.com/office/word/2010/wordprocessingInk" xmlns:wne="http://schemas.microsoft.com/office/word/2006/wordml" xmlns:wps="http://schemas.microsoft.com/office/word/2010/wordprocessingShape" mc:Ignorable="w14 w15 w16se w16cid w16 w16cex w16sdtdh wp14">
+<w:document xmlns:wpc="http://schemas.microsoft.com/office/word/2010/wordprocessingCanvas" xmlns:cx="http://schemas.microsoft.com/office/drawing/2014/chartex" xmlns:cx1="http://schemas.microsoft.com/office/drawing/2015/9/8/chartex" xmlns:cx2="http://schemas.microsoft.com/office/drawing/2015/10/21/chartex" xmlns:cx3="http://schemas.microsoft.com/office/drawing/2016/5/9/chartex" xmlns:cx4="http://schemas.microsoft.com/office/drawing/2016/5/10/chartex" xmlns:cx5="http://schemas.microsoft.com/office/drawing/2016/5/11/chartex" xmlns:cx6="http://schemas.microsoft.com/office/drawing/2016/5/12/chartex" xmlns:cx7="http://schemas.microsoft.com/office/drawing/2016/5/13/chartex" xmlns:cx8="http://schemas.microsoft.com/office/drawing/2016/5/14/chartex" xmlns:mc="http://schemas.openxmlformats.org/markup-compatibility/2006" xmlns:aink="http://schemas.microsoft.com/office/drawing/2016/ink" xmlns:am3d="http://schemas.microsoft.com/office/drawing/2017/model3d" xmlns:o="urn:schemas-microsoft-com:office:office" xmlns:oel="http://schemas.microsoft.com/office/2019/extlst" xmlns:r="http://schemas.openxmlformats.org/officeDocument/2006/relationships" xmlns:m="http://schemas.openxmlformats.org/officeDocument/2006/math" xmlns:v="urn:schemas-microsoft-com:vml" xmlns:wp14="http://schemas.microsoft.com/office/word/2010/wordprocessingDrawing" xmlns:wp="http://schemas.openxmlformats.org/drawingml/2006/wordprocessingDrawing" xmlns:w10="urn:schemas-microsoft-com:office:word" xmlns:w="http://schemas.openxmlformats.org/wordprocessingml/2006/main" xmlns:w14="http://schemas.microsoft.com/office/word/2010/wordml" xmlns:w15="http://schemas.microsoft.com/office/word/2012/wordml" xmlns:w16cex="http://schemas.microsoft.com/office/word/2018/wordml/cex" xmlns:w16cid="http://schemas.microsoft.com/office/word/2016/wordml/cid" xmlns:w16="http://schemas.microsoft.com/office/word/2018/wordml" xmlns:w16du="http://schemas.microsoft.com/office/word/2023/wordml/word16du" xmlns:w16sdtdh="http://schemas.microsoft.com/office/word/2020/wordml/sdtdatahash" xmlns:w16sdtfl="http://schemas.microsoft.com/office/word/2024/wordml/sdtformatlock" xmlns:w16se="http://schemas.microsoft.com/office/word/2015/wordml/symex" xmlns:wpg="http://schemas.microsoft.com/office/word/2010/wordprocessingGroup" xmlns:wpi="http://schemas.microsoft.com/office/word/2010/wordprocessingInk" xmlns:wne="http://schemas.microsoft.com/office/word/2006/wordml" xmlns:wps="http://schemas.microsoft.com/office/word/2010/wordprocessingShape" mc:Ignorable="w14 w15 w16se w16cid w16 w16cex w16sdtdh w16sdtfl w16du wp14">
   <w:body>
     <w:p>
       <w:r>
@@ -168,7 +168,7 @@
     </w:p>
     <w:p>
       <w:r>
-        <w:t>Detta dokument behandlar höga naturvärden i avverkningsanmälan A 62184-2025 i Dorotea kommun. Denna avverkningsanmälan inkom 2025-12-12 00:00:00 och omfattar 30,7 ha.</w:t>
+        <w:t>Detta dokument behandlar höga naturvärden i avverkningsanmälan A 62184-2025 i Dorotea kommun som inkom 2025-12-12 och omfattar 30,7 ha.</w:t>
       </w:r>
     </w:p>
     <w:p>
@@ -191,12 +191,15 @@
     </w:p>
     <w:p>
       <w:r>
-        <w:t>I avverkningsanmälan har följande 1 naturvårdsarter hittats: tjäder (§4). För fridlysta arter anges även paragrafen i Artskyddsförordningen som arten är fridlyst enligt.</w:t>
+        <w:t>I avverkningsanmälan har följande 1 naturvårdsarter hittats: tjäder (T, §4). Typiska arter inom Natura 2000 som är kopplade till skogsekosystem har markerats med (T). För fridlysta arter anges även paragrafen i Artskyddsförordningen som arten är fridlyst enligt.</w:t>
       </w:r>
     </w:p>
     <w:p>
       <w:r>
-        <w:t>De påträffade naturvårdsarterna är ett tydligt kvitto på att detta rör sig om en skog med höga naturvärden. I Figur 1 visas en karta över det avverkningsanmälda området, där samtliga fyndplatser för naturvårdsarter som finns registrerade på Artportalen har markerats.</w:t>
+        <w:t>De påträffade naturvårdsarterna är ett tydligt kvitto på att det rör sig om en skog med höga naturvärden.</w:t>
+      </w:r>
+      <w:r>
+        <w:t xml:space="preserve"> I Figur 1 visas fyndplatser för naturvårdsarter i området, som finns registrerade på Artportalen.</w:t>
       </w:r>
     </w:p>
     <w:p>
@@ -206,7 +209,7 @@
       <w:r>
         <w:drawing>
           <wp:inline xmlns:a="http://schemas.openxmlformats.org/drawingml/2006/main" xmlns:pic="http://schemas.openxmlformats.org/drawingml/2006/picture">
-            <wp:extent cx="5486400" cy="4527447"/>
+            <wp:extent cx="5486400" cy="5663624"/>
             <wp:docPr id="1" name="Picture 1"/>
             <wp:cNvGraphicFramePr>
               <a:graphicFrameLocks noChangeAspect="1"/>
@@ -227,7 +230,7 @@
                   <pic:spPr>
                     <a:xfrm>
                       <a:off x="0" y="0"/>
-                      <a:ext cx="5486400" cy="4527447"/>
+                      <a:ext cx="5486400" cy="5663624"/>
                     </a:xfrm>
                     <a:prstGeom prst="rect"/>
                   </pic:spPr>
@@ -241,14 +244,15 @@
     <w:p>
       <w:pPr>
         <w:pStyle w:val="Caption"/>
+        <w:spacing w:after="240"/>
       </w:pPr>
       <w:r>
-        <w:t>Figur 1. Fyndplatser för naturvårdsarter i det avverkningsanmälda området (röd linje). Markörer utan svart kant är placerade på fyndplatsen. Markörer med svart kant är placerade vid sidan av fyndplatsen och har ett svart streck som visar fyndplatsens exakta position. Kartans mittpunktskoordinat är N 7167799, E 534319 i SWEREF 99 TM.</w:t>
+        <w:t>Figur 1. Fyndplatser för naturvårdsarter i avverkningsanmälan (röd linje). Markörer utan svart kant är placerade på fyndplatsen. Markörer med svart kant är placerade vid sidan av fyndplatsen och har ett svart streck som visar fyndplatsens exakta position. Kartans mittpunktskoordinat är N 7167799, E 534319 i SWEREF 99 TM.</w:t>
       </w:r>
     </w:p>
     <w:p>
       <w:pPr>
-        <w:pStyle w:val="Heading1"/>
+        <w:pStyle w:val="Heading2"/>
       </w:pPr>
       <w:r>
         <w:t>Fridlysta arter</w:t>
@@ -256,7 +260,7 @@
     </w:p>
     <w:p>
       <w:r>
-        <w:t>Följande fridlysta arter har sina livsmiljöer och växtplatser i den avverkningsanmälda skogen: tjäder (§4).</w:t>
+        <w:t>Följande fridlysta arter har sina livsmiljöer och växtplatser i den avverkningsanmälda skogen: tjäder (T, §4).</w:t>
       </w:r>
     </w:p>
     <w:p>
@@ -700,7 +704,7 @@
 </file>
 
 <file path=word/endnotes.xml><?xml version="1.0" encoding="utf-8"?>
-<w:endnotes xmlns:wpc="http://schemas.microsoft.com/office/word/2010/wordprocessingCanvas" xmlns:cx="http://schemas.microsoft.com/office/drawing/2014/chartex" xmlns:cx1="http://schemas.microsoft.com/office/drawing/2015/9/8/chartex" xmlns:cx2="http://schemas.microsoft.com/office/drawing/2015/10/21/chartex" xmlns:cx3="http://schemas.microsoft.com/office/drawing/2016/5/9/chartex" xmlns:cx4="http://schemas.microsoft.com/office/drawing/2016/5/10/chartex" xmlns:cx5="http://schemas.microsoft.com/office/drawing/2016/5/11/chartex" xmlns:cx6="http://schemas.microsoft.com/office/drawing/2016/5/12/chartex" xmlns:cx7="http://schemas.microsoft.com/office/drawing/2016/5/13/chartex" xmlns:cx8="http://schemas.microsoft.com/office/drawing/2016/5/14/chartex" xmlns:mc="http://schemas.openxmlformats.org/markup-compatibility/2006" xmlns:aink="http://schemas.microsoft.com/office/drawing/2016/ink" xmlns:am3d="http://schemas.microsoft.com/office/drawing/2017/model3d" xmlns:o="urn:schemas-microsoft-com:office:office" xmlns:oel="http://schemas.microsoft.com/office/2019/extlst" xmlns:r="http://schemas.openxmlformats.org/officeDocument/2006/relationships" xmlns:m="http://schemas.openxmlformats.org/officeDocument/2006/math" xmlns:v="urn:schemas-microsoft-com:vml" xmlns:wp14="http://schemas.microsoft.com/office/word/2010/wordprocessingDrawing" xmlns:wp="http://schemas.openxmlformats.org/drawingml/2006/wordprocessingDrawing" xmlns:w10="urn:schemas-microsoft-com:office:word" xmlns:w="http://schemas.openxmlformats.org/wordprocessingml/2006/main" xmlns:w14="http://schemas.microsoft.com/office/word/2010/wordml" xmlns:w15="http://schemas.microsoft.com/office/word/2012/wordml" xmlns:w16cex="http://schemas.microsoft.com/office/word/2018/wordml/cex" xmlns:w16cid="http://schemas.microsoft.com/office/word/2016/wordml/cid" xmlns:w16="http://schemas.microsoft.com/office/word/2018/wordml" xmlns:w16sdtdh="http://schemas.microsoft.com/office/word/2020/wordml/sdtdatahash" xmlns:w16se="http://schemas.microsoft.com/office/word/2015/wordml/symex" xmlns:wpg="http://schemas.microsoft.com/office/word/2010/wordprocessingGroup" xmlns:wpi="http://schemas.microsoft.com/office/word/2010/wordprocessingInk" xmlns:wne="http://schemas.microsoft.com/office/word/2006/wordml" xmlns:wps="http://schemas.microsoft.com/office/word/2010/wordprocessingShape" mc:Ignorable="w14 w15 w16se w16cid w16 w16cex w16sdtdh wp14">
+<w:endnotes xmlns:wpc="http://schemas.microsoft.com/office/word/2010/wordprocessingCanvas" xmlns:cx="http://schemas.microsoft.com/office/drawing/2014/chartex" xmlns:cx1="http://schemas.microsoft.com/office/drawing/2015/9/8/chartex" xmlns:cx2="http://schemas.microsoft.com/office/drawing/2015/10/21/chartex" xmlns:cx3="http://schemas.microsoft.com/office/drawing/2016/5/9/chartex" xmlns:cx4="http://schemas.microsoft.com/office/drawing/2016/5/10/chartex" xmlns:cx5="http://schemas.microsoft.com/office/drawing/2016/5/11/chartex" xmlns:cx6="http://schemas.microsoft.com/office/drawing/2016/5/12/chartex" xmlns:cx7="http://schemas.microsoft.com/office/drawing/2016/5/13/chartex" xmlns:cx8="http://schemas.microsoft.com/office/drawing/2016/5/14/chartex" xmlns:mc="http://schemas.openxmlformats.org/markup-compatibility/2006" xmlns:aink="http://schemas.microsoft.com/office/drawing/2016/ink" xmlns:am3d="http://schemas.microsoft.com/office/drawing/2017/model3d" xmlns:o="urn:schemas-microsoft-com:office:office" xmlns:oel="http://schemas.microsoft.com/office/2019/extlst" xmlns:r="http://schemas.openxmlformats.org/officeDocument/2006/relationships" xmlns:m="http://schemas.openxmlformats.org/officeDocument/2006/math" xmlns:v="urn:schemas-microsoft-com:vml" xmlns:wp14="http://schemas.microsoft.com/office/word/2010/wordprocessingDrawing" xmlns:wp="http://schemas.openxmlformats.org/drawingml/2006/wordprocessingDrawing" xmlns:w10="urn:schemas-microsoft-com:office:word" xmlns:w="http://schemas.openxmlformats.org/wordprocessingml/2006/main" xmlns:w14="http://schemas.microsoft.com/office/word/2010/wordml" xmlns:w15="http://schemas.microsoft.com/office/word/2012/wordml" xmlns:w16cex="http://schemas.microsoft.com/office/word/2018/wordml/cex" xmlns:w16cid="http://schemas.microsoft.com/office/word/2016/wordml/cid" xmlns:w16="http://schemas.microsoft.com/office/word/2018/wordml" xmlns:w16du="http://schemas.microsoft.com/office/word/2023/wordml/word16du" xmlns:w16sdtdh="http://schemas.microsoft.com/office/word/2020/wordml/sdtdatahash" xmlns:w16sdtfl="http://schemas.microsoft.com/office/word/2024/wordml/sdtformatlock" xmlns:w16se="http://schemas.microsoft.com/office/word/2015/wordml/symex" xmlns:wpg="http://schemas.microsoft.com/office/word/2010/wordprocessingGroup" xmlns:wpi="http://schemas.microsoft.com/office/word/2010/wordprocessingInk" xmlns:wne="http://schemas.microsoft.com/office/word/2006/wordml" xmlns:wps="http://schemas.microsoft.com/office/word/2010/wordprocessingShape" mc:Ignorable="w14 w15 w16se w16cid w16 w16cex w16sdtdh w16sdtfl w16du wp14">
   <w:endnote w:type="separator" w:id="-1">
     <w:p>
       <w:pPr>
@@ -725,7 +729,7 @@
 </file>
 
 <file path=word/footer1.xml><?xml version="1.0" encoding="utf-8"?>
-<w:ftr xmlns:wpc="http://schemas.microsoft.com/office/word/2010/wordprocessingCanvas" xmlns:cx="http://schemas.microsoft.com/office/drawing/2014/chartex" xmlns:cx1="http://schemas.microsoft.com/office/drawing/2015/9/8/chartex" xmlns:cx2="http://schemas.microsoft.com/office/drawing/2015/10/21/chartex" xmlns:cx3="http://schemas.microsoft.com/office/drawing/2016/5/9/chartex" xmlns:cx4="http://schemas.microsoft.com/office/drawing/2016/5/10/chartex" xmlns:cx5="http://schemas.microsoft.com/office/drawing/2016/5/11/chartex" xmlns:cx6="http://schemas.microsoft.com/office/drawing/2016/5/12/chartex" xmlns:cx7="http://schemas.microsoft.com/office/drawing/2016/5/13/chartex" xmlns:cx8="http://schemas.microsoft.com/office/drawing/2016/5/14/chartex" xmlns:mc="http://schemas.openxmlformats.org/markup-compatibility/2006" xmlns:aink="http://schemas.microsoft.com/office/drawing/2016/ink" xmlns:am3d="http://schemas.microsoft.com/office/drawing/2017/model3d" xmlns:o="urn:schemas-microsoft-com:office:office" xmlns:oel="http://schemas.microsoft.com/office/2019/extlst" xmlns:r="http://schemas.openxmlformats.org/officeDocument/2006/relationships" xmlns:m="http://schemas.openxmlformats.org/officeDocument/2006/math" xmlns:v="urn:schemas-microsoft-com:vml" xmlns:wp14="http://schemas.microsoft.com/office/word/2010/wordprocessingDrawing" xmlns:wp="http://schemas.openxmlformats.org/drawingml/2006/wordprocessingDrawing" xmlns:w10="urn:schemas-microsoft-com:office:word" xmlns:w="http://schemas.openxmlformats.org/wordprocessingml/2006/main" xmlns:w14="http://schemas.microsoft.com/office/word/2010/wordml" xmlns:w15="http://schemas.microsoft.com/office/word/2012/wordml" xmlns:w16cex="http://schemas.microsoft.com/office/word/2018/wordml/cex" xmlns:w16cid="http://schemas.microsoft.com/office/word/2016/wordml/cid" xmlns:w16="http://schemas.microsoft.com/office/word/2018/wordml" xmlns:w16sdtdh="http://schemas.microsoft.com/office/word/2020/wordml/sdtdatahash" xmlns:w16se="http://schemas.microsoft.com/office/word/2015/wordml/symex" xmlns:wpg="http://schemas.microsoft.com/office/word/2010/wordprocessingGroup" xmlns:wpi="http://schemas.microsoft.com/office/word/2010/wordprocessingInk" xmlns:wne="http://schemas.microsoft.com/office/word/2006/wordml" xmlns:wps="http://schemas.microsoft.com/office/word/2010/wordprocessingShape" mc:Ignorable="w14 w15 w16se w16cid w16 w16cex w16sdtdh wp14">
+<w:ftr xmlns:wpc="http://schemas.microsoft.com/office/word/2010/wordprocessingCanvas" xmlns:cx="http://schemas.microsoft.com/office/drawing/2014/chartex" xmlns:cx1="http://schemas.microsoft.com/office/drawing/2015/9/8/chartex" xmlns:cx2="http://schemas.microsoft.com/office/drawing/2015/10/21/chartex" xmlns:cx3="http://schemas.microsoft.com/office/drawing/2016/5/9/chartex" xmlns:cx4="http://schemas.microsoft.com/office/drawing/2016/5/10/chartex" xmlns:cx5="http://schemas.microsoft.com/office/drawing/2016/5/11/chartex" xmlns:cx6="http://schemas.microsoft.com/office/drawing/2016/5/12/chartex" xmlns:cx7="http://schemas.microsoft.com/office/drawing/2016/5/13/chartex" xmlns:cx8="http://schemas.microsoft.com/office/drawing/2016/5/14/chartex" xmlns:mc="http://schemas.openxmlformats.org/markup-compatibility/2006" xmlns:aink="http://schemas.microsoft.com/office/drawing/2016/ink" xmlns:am3d="http://schemas.microsoft.com/office/drawing/2017/model3d" xmlns:o="urn:schemas-microsoft-com:office:office" xmlns:oel="http://schemas.microsoft.com/office/2019/extlst" xmlns:r="http://schemas.openxmlformats.org/officeDocument/2006/relationships" xmlns:m="http://schemas.openxmlformats.org/officeDocument/2006/math" xmlns:v="urn:schemas-microsoft-com:vml" xmlns:wp14="http://schemas.microsoft.com/office/word/2010/wordprocessingDrawing" xmlns:wp="http://schemas.openxmlformats.org/drawingml/2006/wordprocessingDrawing" xmlns:w10="urn:schemas-microsoft-com:office:word" xmlns:w="http://schemas.openxmlformats.org/wordprocessingml/2006/main" xmlns:w14="http://schemas.microsoft.com/office/word/2010/wordml" xmlns:w15="http://schemas.microsoft.com/office/word/2012/wordml" xmlns:w16cex="http://schemas.microsoft.com/office/word/2018/wordml/cex" xmlns:w16cid="http://schemas.microsoft.com/office/word/2016/wordml/cid" xmlns:w16="http://schemas.microsoft.com/office/word/2018/wordml" xmlns:w16du="http://schemas.microsoft.com/office/word/2023/wordml/word16du" xmlns:w16sdtdh="http://schemas.microsoft.com/office/word/2020/wordml/sdtdatahash" xmlns:w16sdtfl="http://schemas.microsoft.com/office/word/2024/wordml/sdtformatlock" xmlns:w16se="http://schemas.microsoft.com/office/word/2015/wordml/symex" xmlns:wpg="http://schemas.microsoft.com/office/word/2010/wordprocessingGroup" xmlns:wpi="http://schemas.microsoft.com/office/word/2010/wordprocessingInk" xmlns:wne="http://schemas.microsoft.com/office/word/2006/wordml" xmlns:wps="http://schemas.microsoft.com/office/word/2010/wordprocessingShape" mc:Ignorable="w14 w15 w16se w16cid w16 w16cex w16sdtdh w16sdtfl w16du wp14">
   <w:p>
     <w:pPr>
       <w:pStyle w:val="Footer"/>
@@ -735,7 +739,7 @@
 </file>
 
 <file path=word/footer2.xml><?xml version="1.0" encoding="utf-8"?>
-<w:ftr xmlns:wpc="http://schemas.microsoft.com/office/word/2010/wordprocessingCanvas" xmlns:cx="http://schemas.microsoft.com/office/drawing/2014/chartex" xmlns:cx1="http://schemas.microsoft.com/office/drawing/2015/9/8/chartex" xmlns:cx2="http://schemas.microsoft.com/office/drawing/2015/10/21/chartex" xmlns:cx3="http://schemas.microsoft.com/office/drawing/2016/5/9/chartex" xmlns:cx4="http://schemas.microsoft.com/office/drawing/2016/5/10/chartex" xmlns:cx5="http://schemas.microsoft.com/office/drawing/2016/5/11/chartex" xmlns:cx6="http://schemas.microsoft.com/office/drawing/2016/5/12/chartex" xmlns:cx7="http://schemas.microsoft.com/office/drawing/2016/5/13/chartex" xmlns:cx8="http://schemas.microsoft.com/office/drawing/2016/5/14/chartex" xmlns:mc="http://schemas.openxmlformats.org/markup-compatibility/2006" xmlns:aink="http://schemas.microsoft.com/office/drawing/2016/ink" xmlns:am3d="http://schemas.microsoft.com/office/drawing/2017/model3d" xmlns:o="urn:schemas-microsoft-com:office:office" xmlns:oel="http://schemas.microsoft.com/office/2019/extlst" xmlns:r="http://schemas.openxmlformats.org/officeDocument/2006/relationships" xmlns:m="http://schemas.openxmlformats.org/officeDocument/2006/math" xmlns:v="urn:schemas-microsoft-com:vml" xmlns:wp14="http://schemas.microsoft.com/office/word/2010/wordprocessingDrawing" xmlns:wp="http://schemas.openxmlformats.org/drawingml/2006/wordprocessingDrawing" xmlns:w10="urn:schemas-microsoft-com:office:word" xmlns:w="http://schemas.openxmlformats.org/wordprocessingml/2006/main" xmlns:w14="http://schemas.microsoft.com/office/word/2010/wordml" xmlns:w15="http://schemas.microsoft.com/office/word/2012/wordml" xmlns:w16cex="http://schemas.microsoft.com/office/word/2018/wordml/cex" xmlns:w16cid="http://schemas.microsoft.com/office/word/2016/wordml/cid" xmlns:w16="http://schemas.microsoft.com/office/word/2018/wordml" xmlns:w16sdtdh="http://schemas.microsoft.com/office/word/2020/wordml/sdtdatahash" xmlns:w16se="http://schemas.microsoft.com/office/word/2015/wordml/symex" xmlns:wpg="http://schemas.microsoft.com/office/word/2010/wordprocessingGroup" xmlns:wpi="http://schemas.microsoft.com/office/word/2010/wordprocessingInk" xmlns:wne="http://schemas.microsoft.com/office/word/2006/wordml" xmlns:wps="http://schemas.microsoft.com/office/word/2010/wordprocessingShape" mc:Ignorable="w14 w15 w16se w16cid w16 w16cex w16sdtdh wp14">
+<w:ftr xmlns:wpc="http://schemas.microsoft.com/office/word/2010/wordprocessingCanvas" xmlns:cx="http://schemas.microsoft.com/office/drawing/2014/chartex" xmlns:cx1="http://schemas.microsoft.com/office/drawing/2015/9/8/chartex" xmlns:cx2="http://schemas.microsoft.com/office/drawing/2015/10/21/chartex" xmlns:cx3="http://schemas.microsoft.com/office/drawing/2016/5/9/chartex" xmlns:cx4="http://schemas.microsoft.com/office/drawing/2016/5/10/chartex" xmlns:cx5="http://schemas.microsoft.com/office/drawing/2016/5/11/chartex" xmlns:cx6="http://schemas.microsoft.com/office/drawing/2016/5/12/chartex" xmlns:cx7="http://schemas.microsoft.com/office/drawing/2016/5/13/chartex" xmlns:cx8="http://schemas.microsoft.com/office/drawing/2016/5/14/chartex" xmlns:mc="http://schemas.openxmlformats.org/markup-compatibility/2006" xmlns:aink="http://schemas.microsoft.com/office/drawing/2016/ink" xmlns:am3d="http://schemas.microsoft.com/office/drawing/2017/model3d" xmlns:o="urn:schemas-microsoft-com:office:office" xmlns:oel="http://schemas.microsoft.com/office/2019/extlst" xmlns:r="http://schemas.openxmlformats.org/officeDocument/2006/relationships" xmlns:m="http://schemas.openxmlformats.org/officeDocument/2006/math" xmlns:v="urn:schemas-microsoft-com:vml" xmlns:wp14="http://schemas.microsoft.com/office/word/2010/wordprocessingDrawing" xmlns:wp="http://schemas.openxmlformats.org/drawingml/2006/wordprocessingDrawing" xmlns:w10="urn:schemas-microsoft-com:office:word" xmlns:w="http://schemas.openxmlformats.org/wordprocessingml/2006/main" xmlns:w14="http://schemas.microsoft.com/office/word/2010/wordml" xmlns:w15="http://schemas.microsoft.com/office/word/2012/wordml" xmlns:w16cex="http://schemas.microsoft.com/office/word/2018/wordml/cex" xmlns:w16cid="http://schemas.microsoft.com/office/word/2016/wordml/cid" xmlns:w16="http://schemas.microsoft.com/office/word/2018/wordml" xmlns:w16du="http://schemas.microsoft.com/office/word/2023/wordml/word16du" xmlns:w16sdtdh="http://schemas.microsoft.com/office/word/2020/wordml/sdtdatahash" xmlns:w16sdtfl="http://schemas.microsoft.com/office/word/2024/wordml/sdtformatlock" xmlns:w16se="http://schemas.microsoft.com/office/word/2015/wordml/symex" xmlns:wpg="http://schemas.microsoft.com/office/word/2010/wordprocessingGroup" xmlns:wpi="http://schemas.microsoft.com/office/word/2010/wordprocessingInk" xmlns:wne="http://schemas.microsoft.com/office/word/2006/wordml" xmlns:wps="http://schemas.microsoft.com/office/word/2010/wordprocessingShape" mc:Ignorable="w14 w15 w16se w16cid w16 w16cex w16sdtdh w16sdtfl w16du wp14">
   <w:p>
     <w:pPr>
       <w:pStyle w:val="Footer"/>
@@ -745,7 +749,7 @@
 </file>
 
 <file path=word/footer3.xml><?xml version="1.0" encoding="utf-8"?>
-<w:ftr xmlns:wpc="http://schemas.microsoft.com/office/word/2010/wordprocessingCanvas" xmlns:cx="http://schemas.microsoft.com/office/drawing/2014/chartex" xmlns:cx1="http://schemas.microsoft.com/office/drawing/2015/9/8/chartex" xmlns:cx2="http://schemas.microsoft.com/office/drawing/2015/10/21/chartex" xmlns:cx3="http://schemas.microsoft.com/office/drawing/2016/5/9/chartex" xmlns:cx4="http://schemas.microsoft.com/office/drawing/2016/5/10/chartex" xmlns:cx5="http://schemas.microsoft.com/office/drawing/2016/5/11/chartex" xmlns:cx6="http://schemas.microsoft.com/office/drawing/2016/5/12/chartex" xmlns:cx7="http://schemas.microsoft.com/office/drawing/2016/5/13/chartex" xmlns:cx8="http://schemas.microsoft.com/office/drawing/2016/5/14/chartex" xmlns:mc="http://schemas.openxmlformats.org/markup-compatibility/2006" xmlns:aink="http://schemas.microsoft.com/office/drawing/2016/ink" xmlns:am3d="http://schemas.microsoft.com/office/drawing/2017/model3d" xmlns:o="urn:schemas-microsoft-com:office:office" xmlns:oel="http://schemas.microsoft.com/office/2019/extlst" xmlns:r="http://schemas.openxmlformats.org/officeDocument/2006/relationships" xmlns:m="http://schemas.openxmlformats.org/officeDocument/2006/math" xmlns:v="urn:schemas-microsoft-com:vml" xmlns:wp14="http://schemas.microsoft.com/office/word/2010/wordprocessingDrawing" xmlns:wp="http://schemas.openxmlformats.org/drawingml/2006/wordprocessingDrawing" xmlns:w10="urn:schemas-microsoft-com:office:word" xmlns:w="http://schemas.openxmlformats.org/wordprocessingml/2006/main" xmlns:w14="http://schemas.microsoft.com/office/word/2010/wordml" xmlns:w15="http://schemas.microsoft.com/office/word/2012/wordml" xmlns:w16cex="http://schemas.microsoft.com/office/word/2018/wordml/cex" xmlns:w16cid="http://schemas.microsoft.com/office/word/2016/wordml/cid" xmlns:w16="http://schemas.microsoft.com/office/word/2018/wordml" xmlns:w16sdtdh="http://schemas.microsoft.com/office/word/2020/wordml/sdtdatahash" xmlns:w16se="http://schemas.microsoft.com/office/word/2015/wordml/symex" xmlns:wpg="http://schemas.microsoft.com/office/word/2010/wordprocessingGroup" xmlns:wpi="http://schemas.microsoft.com/office/word/2010/wordprocessingInk" xmlns:wne="http://schemas.microsoft.com/office/word/2006/wordml" xmlns:wps="http://schemas.microsoft.com/office/word/2010/wordprocessingShape" mc:Ignorable="w14 w15 w16se w16cid w16 w16cex w16sdtdh wp14">
+<w:ftr xmlns:wpc="http://schemas.microsoft.com/office/word/2010/wordprocessingCanvas" xmlns:cx="http://schemas.microsoft.com/office/drawing/2014/chartex" xmlns:cx1="http://schemas.microsoft.com/office/drawing/2015/9/8/chartex" xmlns:cx2="http://schemas.microsoft.com/office/drawing/2015/10/21/chartex" xmlns:cx3="http://schemas.microsoft.com/office/drawing/2016/5/9/chartex" xmlns:cx4="http://schemas.microsoft.com/office/drawing/2016/5/10/chartex" xmlns:cx5="http://schemas.microsoft.com/office/drawing/2016/5/11/chartex" xmlns:cx6="http://schemas.microsoft.com/office/drawing/2016/5/12/chartex" xmlns:cx7="http://schemas.microsoft.com/office/drawing/2016/5/13/chartex" xmlns:cx8="http://schemas.microsoft.com/office/drawing/2016/5/14/chartex" xmlns:mc="http://schemas.openxmlformats.org/markup-compatibility/2006" xmlns:aink="http://schemas.microsoft.com/office/drawing/2016/ink" xmlns:am3d="http://schemas.microsoft.com/office/drawing/2017/model3d" xmlns:o="urn:schemas-microsoft-com:office:office" xmlns:oel="http://schemas.microsoft.com/office/2019/extlst" xmlns:r="http://schemas.openxmlformats.org/officeDocument/2006/relationships" xmlns:m="http://schemas.openxmlformats.org/officeDocument/2006/math" xmlns:v="urn:schemas-microsoft-com:vml" xmlns:wp14="http://schemas.microsoft.com/office/word/2010/wordprocessingDrawing" xmlns:wp="http://schemas.openxmlformats.org/drawingml/2006/wordprocessingDrawing" xmlns:w10="urn:schemas-microsoft-com:office:word" xmlns:w="http://schemas.openxmlformats.org/wordprocessingml/2006/main" xmlns:w14="http://schemas.microsoft.com/office/word/2010/wordml" xmlns:w15="http://schemas.microsoft.com/office/word/2012/wordml" xmlns:w16cex="http://schemas.microsoft.com/office/word/2018/wordml/cex" xmlns:w16cid="http://schemas.microsoft.com/office/word/2016/wordml/cid" xmlns:w16="http://schemas.microsoft.com/office/word/2018/wordml" xmlns:w16du="http://schemas.microsoft.com/office/word/2023/wordml/word16du" xmlns:w16sdtdh="http://schemas.microsoft.com/office/word/2020/wordml/sdtdatahash" xmlns:w16sdtfl="http://schemas.microsoft.com/office/word/2024/wordml/sdtformatlock" xmlns:w16se="http://schemas.microsoft.com/office/word/2015/wordml/symex" xmlns:wpg="http://schemas.microsoft.com/office/word/2010/wordprocessingGroup" xmlns:wpi="http://schemas.microsoft.com/office/word/2010/wordprocessingInk" xmlns:wne="http://schemas.microsoft.com/office/word/2006/wordml" xmlns:wps="http://schemas.microsoft.com/office/word/2010/wordprocessingShape" mc:Ignorable="w14 w15 w16se w16cid w16 w16cex w16sdtdh w16sdtfl w16du wp14">
   <w:p>
     <w:pPr>
       <w:pStyle w:val="Footer"/>
@@ -755,7 +759,7 @@
 </file>
 
 <file path=word/footnotes.xml><?xml version="1.0" encoding="utf-8"?>
-<w:footnotes xmlns:wpc="http://schemas.microsoft.com/office/word/2010/wordprocessingCanvas" xmlns:cx="http://schemas.microsoft.com/office/drawing/2014/chartex" xmlns:cx1="http://schemas.microsoft.com/office/drawing/2015/9/8/chartex" xmlns:cx2="http://schemas.microsoft.com/office/drawing/2015/10/21/chartex" xmlns:cx3="http://schemas.microsoft.com/office/drawing/2016/5/9/chartex" xmlns:cx4="http://schemas.microsoft.com/office/drawing/2016/5/10/chartex" xmlns:cx5="http://schemas.microsoft.com/office/drawing/2016/5/11/chartex" xmlns:cx6="http://schemas.microsoft.com/office/drawing/2016/5/12/chartex" xmlns:cx7="http://schemas.microsoft.com/office/drawing/2016/5/13/chartex" xmlns:cx8="http://schemas.microsoft.com/office/drawing/2016/5/14/chartex" xmlns:mc="http://schemas.openxmlformats.org/markup-compatibility/2006" xmlns:aink="http://schemas.microsoft.com/office/drawing/2016/ink" xmlns:am3d="http://schemas.microsoft.com/office/drawing/2017/model3d" xmlns:o="urn:schemas-microsoft-com:office:office" xmlns:oel="http://schemas.microsoft.com/office/2019/extlst" xmlns:r="http://schemas.openxmlformats.org/officeDocument/2006/relationships" xmlns:m="http://schemas.openxmlformats.org/officeDocument/2006/math" xmlns:v="urn:schemas-microsoft-com:vml" xmlns:wp14="http://schemas.microsoft.com/office/word/2010/wordprocessingDrawing" xmlns:wp="http://schemas.openxmlformats.org/drawingml/2006/wordprocessingDrawing" xmlns:w10="urn:schemas-microsoft-com:office:word" xmlns:w="http://schemas.openxmlformats.org/wordprocessingml/2006/main" xmlns:w14="http://schemas.microsoft.com/office/word/2010/wordml" xmlns:w15="http://schemas.microsoft.com/office/word/2012/wordml" xmlns:w16cex="http://schemas.microsoft.com/office/word/2018/wordml/cex" xmlns:w16cid="http://schemas.microsoft.com/office/word/2016/wordml/cid" xmlns:w16="http://schemas.microsoft.com/office/word/2018/wordml" xmlns:w16sdtdh="http://schemas.microsoft.com/office/word/2020/wordml/sdtdatahash" xmlns:w16se="http://schemas.microsoft.com/office/word/2015/wordml/symex" xmlns:wpg="http://schemas.microsoft.com/office/word/2010/wordprocessingGroup" xmlns:wpi="http://schemas.microsoft.com/office/word/2010/wordprocessingInk" xmlns:wne="http://schemas.microsoft.com/office/word/2006/wordml" xmlns:wps="http://schemas.microsoft.com/office/word/2010/wordprocessingShape" mc:Ignorable="w14 w15 w16se w16cid w16 w16cex w16sdtdh wp14">
+<w:footnotes xmlns:wpc="http://schemas.microsoft.com/office/word/2010/wordprocessingCanvas" xmlns:cx="http://schemas.microsoft.com/office/drawing/2014/chartex" xmlns:cx1="http://schemas.microsoft.com/office/drawing/2015/9/8/chartex" xmlns:cx2="http://schemas.microsoft.com/office/drawing/2015/10/21/chartex" xmlns:cx3="http://schemas.microsoft.com/office/drawing/2016/5/9/chartex" xmlns:cx4="http://schemas.microsoft.com/office/drawing/2016/5/10/chartex" xmlns:cx5="http://schemas.microsoft.com/office/drawing/2016/5/11/chartex" xmlns:cx6="http://schemas.microsoft.com/office/drawing/2016/5/12/chartex" xmlns:cx7="http://schemas.microsoft.com/office/drawing/2016/5/13/chartex" xmlns:cx8="http://schemas.microsoft.com/office/drawing/2016/5/14/chartex" xmlns:mc="http://schemas.openxmlformats.org/markup-compatibility/2006" xmlns:aink="http://schemas.microsoft.com/office/drawing/2016/ink" xmlns:am3d="http://schemas.microsoft.com/office/drawing/2017/model3d" xmlns:o="urn:schemas-microsoft-com:office:office" xmlns:oel="http://schemas.microsoft.com/office/2019/extlst" xmlns:r="http://schemas.openxmlformats.org/officeDocument/2006/relationships" xmlns:m="http://schemas.openxmlformats.org/officeDocument/2006/math" xmlns:v="urn:schemas-microsoft-com:vml" xmlns:wp14="http://schemas.microsoft.com/office/word/2010/wordprocessingDrawing" xmlns:wp="http://schemas.openxmlformats.org/drawingml/2006/wordprocessingDrawing" xmlns:w10="urn:schemas-microsoft-com:office:word" xmlns:w="http://schemas.openxmlformats.org/wordprocessingml/2006/main" xmlns:w14="http://schemas.microsoft.com/office/word/2010/wordml" xmlns:w15="http://schemas.microsoft.com/office/word/2012/wordml" xmlns:w16cex="http://schemas.microsoft.com/office/word/2018/wordml/cex" xmlns:w16cid="http://schemas.microsoft.com/office/word/2016/wordml/cid" xmlns:w16="http://schemas.microsoft.com/office/word/2018/wordml" xmlns:w16du="http://schemas.microsoft.com/office/word/2023/wordml/word16du" xmlns:w16sdtdh="http://schemas.microsoft.com/office/word/2020/wordml/sdtdatahash" xmlns:w16sdtfl="http://schemas.microsoft.com/office/word/2024/wordml/sdtformatlock" xmlns:w16se="http://schemas.microsoft.com/office/word/2015/wordml/symex" xmlns:wpg="http://schemas.microsoft.com/office/word/2010/wordprocessingGroup" xmlns:wpi="http://schemas.microsoft.com/office/word/2010/wordprocessingInk" xmlns:wne="http://schemas.microsoft.com/office/word/2006/wordml" xmlns:wps="http://schemas.microsoft.com/office/word/2010/wordprocessingShape" mc:Ignorable="w14 w15 w16se w16cid w16 w16cex w16sdtdh w16sdtfl w16du wp14">
   <w:footnote w:type="separator" w:id="-1">
     <w:p>
       <w:pPr>
@@ -780,7 +784,7 @@
 </file>
 
 <file path=word/header1.xml><?xml version="1.0" encoding="utf-8"?>
-<w:hdr xmlns:wpc="http://schemas.microsoft.com/office/word/2010/wordprocessingCanvas" xmlns:cx="http://schemas.microsoft.com/office/drawing/2014/chartex" xmlns:cx1="http://schemas.microsoft.com/office/drawing/2015/9/8/chartex" xmlns:cx2="http://schemas.microsoft.com/office/drawing/2015/10/21/chartex" xmlns:cx3="http://schemas.microsoft.com/office/drawing/2016/5/9/chartex" xmlns:cx4="http://schemas.microsoft.com/office/drawing/2016/5/10/chartex" xmlns:cx5="http://schemas.microsoft.com/office/drawing/2016/5/11/chartex" xmlns:cx6="http://schemas.microsoft.com/office/drawing/2016/5/12/chartex" xmlns:cx7="http://schemas.microsoft.com/office/drawing/2016/5/13/chartex" xmlns:cx8="http://schemas.microsoft.com/office/drawing/2016/5/14/chartex" xmlns:mc="http://schemas.openxmlformats.org/markup-compatibility/2006" xmlns:aink="http://schemas.microsoft.com/office/drawing/2016/ink" xmlns:am3d="http://schemas.microsoft.com/office/drawing/2017/model3d" xmlns:o="urn:schemas-microsoft-com:office:office" xmlns:oel="http://schemas.microsoft.com/office/2019/extlst" xmlns:r="http://schemas.openxmlformats.org/officeDocument/2006/relationships" xmlns:m="http://schemas.openxmlformats.org/officeDocument/2006/math" xmlns:v="urn:schemas-microsoft-com:vml" xmlns:wp14="http://schemas.microsoft.com/office/word/2010/wordprocessingDrawing" xmlns:wp="http://schemas.openxmlformats.org/drawingml/2006/wordprocessingDrawing" xmlns:w10="urn:schemas-microsoft-com:office:word" xmlns:w="http://schemas.openxmlformats.org/wordprocessingml/2006/main" xmlns:w14="http://schemas.microsoft.com/office/word/2010/wordml" xmlns:w15="http://schemas.microsoft.com/office/word/2012/wordml" xmlns:w16cex="http://schemas.microsoft.com/office/word/2018/wordml/cex" xmlns:w16cid="http://schemas.microsoft.com/office/word/2016/wordml/cid" xmlns:w16="http://schemas.microsoft.com/office/word/2018/wordml" xmlns:w16sdtdh="http://schemas.microsoft.com/office/word/2020/wordml/sdtdatahash" xmlns:w16se="http://schemas.microsoft.com/office/word/2015/wordml/symex" xmlns:wpg="http://schemas.microsoft.com/office/word/2010/wordprocessingGroup" xmlns:wpi="http://schemas.microsoft.com/office/word/2010/wordprocessingInk" xmlns:wne="http://schemas.microsoft.com/office/word/2006/wordml" xmlns:wps="http://schemas.microsoft.com/office/word/2010/wordprocessingShape" mc:Ignorable="w14 w15 w16se w16cid w16 w16cex w16sdtdh wp14">
+<w:hdr xmlns:wpc="http://schemas.microsoft.com/office/word/2010/wordprocessingCanvas" xmlns:cx="http://schemas.microsoft.com/office/drawing/2014/chartex" xmlns:cx1="http://schemas.microsoft.com/office/drawing/2015/9/8/chartex" xmlns:cx2="http://schemas.microsoft.com/office/drawing/2015/10/21/chartex" xmlns:cx3="http://schemas.microsoft.com/office/drawing/2016/5/9/chartex" xmlns:cx4="http://schemas.microsoft.com/office/drawing/2016/5/10/chartex" xmlns:cx5="http://schemas.microsoft.com/office/drawing/2016/5/11/chartex" xmlns:cx6="http://schemas.microsoft.com/office/drawing/2016/5/12/chartex" xmlns:cx7="http://schemas.microsoft.com/office/drawing/2016/5/13/chartex" xmlns:cx8="http://schemas.microsoft.com/office/drawing/2016/5/14/chartex" xmlns:mc="http://schemas.openxmlformats.org/markup-compatibility/2006" xmlns:aink="http://schemas.microsoft.com/office/drawing/2016/ink" xmlns:am3d="http://schemas.microsoft.com/office/drawing/2017/model3d" xmlns:o="urn:schemas-microsoft-com:office:office" xmlns:oel="http://schemas.microsoft.com/office/2019/extlst" xmlns:r="http://schemas.openxmlformats.org/officeDocument/2006/relationships" xmlns:m="http://schemas.openxmlformats.org/officeDocument/2006/math" xmlns:v="urn:schemas-microsoft-com:vml" xmlns:wp14="http://schemas.microsoft.com/office/word/2010/wordprocessingDrawing" xmlns:wp="http://schemas.openxmlformats.org/drawingml/2006/wordprocessingDrawing" xmlns:w10="urn:schemas-microsoft-com:office:word" xmlns:w="http://schemas.openxmlformats.org/wordprocessingml/2006/main" xmlns:w14="http://schemas.microsoft.com/office/word/2010/wordml" xmlns:w15="http://schemas.microsoft.com/office/word/2012/wordml" xmlns:w16cex="http://schemas.microsoft.com/office/word/2018/wordml/cex" xmlns:w16cid="http://schemas.microsoft.com/office/word/2016/wordml/cid" xmlns:w16="http://schemas.microsoft.com/office/word/2018/wordml" xmlns:w16du="http://schemas.microsoft.com/office/word/2023/wordml/word16du" xmlns:w16sdtdh="http://schemas.microsoft.com/office/word/2020/wordml/sdtdatahash" xmlns:w16sdtfl="http://schemas.microsoft.com/office/word/2024/wordml/sdtformatlock" xmlns:w16se="http://schemas.microsoft.com/office/word/2015/wordml/symex" xmlns:wpg="http://schemas.microsoft.com/office/word/2010/wordprocessingGroup" xmlns:wpi="http://schemas.microsoft.com/office/word/2010/wordprocessingInk" xmlns:wne="http://schemas.microsoft.com/office/word/2006/wordml" xmlns:wps="http://schemas.microsoft.com/office/word/2010/wordprocessingShape" mc:Ignorable="w14 w15 w16se w16cid w16 w16cex w16sdtdh w16sdtfl w16du wp14">
   <w:p>
     <w:pPr>
       <w:pStyle w:val="Header"/>
@@ -790,7 +794,7 @@
 </file>
 
 <file path=word/header2.xml><?xml version="1.0" encoding="utf-8"?>
-<w:hdr xmlns:wpc="http://schemas.microsoft.com/office/word/2010/wordprocessingCanvas" xmlns:cx="http://schemas.microsoft.com/office/drawing/2014/chartex" xmlns:cx1="http://schemas.microsoft.com/office/drawing/2015/9/8/chartex" xmlns:cx2="http://schemas.microsoft.com/office/drawing/2015/10/21/chartex" xmlns:cx3="http://schemas.microsoft.com/office/drawing/2016/5/9/chartex" xmlns:cx4="http://schemas.microsoft.com/office/drawing/2016/5/10/chartex" xmlns:cx5="http://schemas.microsoft.com/office/drawing/2016/5/11/chartex" xmlns:cx6="http://schemas.microsoft.com/office/drawing/2016/5/12/chartex" xmlns:cx7="http://schemas.microsoft.com/office/drawing/2016/5/13/chartex" xmlns:cx8="http://schemas.microsoft.com/office/drawing/2016/5/14/chartex" xmlns:mc="http://schemas.openxmlformats.org/markup-compatibility/2006" xmlns:aink="http://schemas.microsoft.com/office/drawing/2016/ink" xmlns:am3d="http://schemas.microsoft.com/office/drawing/2017/model3d" xmlns:o="urn:schemas-microsoft-com:office:office" xmlns:oel="http://schemas.microsoft.com/office/2019/extlst" xmlns:r="http://schemas.openxmlformats.org/officeDocument/2006/relationships" xmlns:m="http://schemas.openxmlformats.org/officeDocument/2006/math" xmlns:v="urn:schemas-microsoft-com:vml" xmlns:wp14="http://schemas.microsoft.com/office/word/2010/wordprocessingDrawing" xmlns:wp="http://schemas.openxmlformats.org/drawingml/2006/wordprocessingDrawing" xmlns:w10="urn:schemas-microsoft-com:office:word" xmlns:w="http://schemas.openxmlformats.org/wordprocessingml/2006/main" xmlns:w14="http://schemas.microsoft.com/office/word/2010/wordml" xmlns:w15="http://schemas.microsoft.com/office/word/2012/wordml" xmlns:w16cex="http://schemas.microsoft.com/office/word/2018/wordml/cex" xmlns:w16cid="http://schemas.microsoft.com/office/word/2016/wordml/cid" xmlns:w16="http://schemas.microsoft.com/office/word/2018/wordml" xmlns:w16sdtdh="http://schemas.microsoft.com/office/word/2020/wordml/sdtdatahash" xmlns:w16se="http://schemas.microsoft.com/office/word/2015/wordml/symex" xmlns:wpg="http://schemas.microsoft.com/office/word/2010/wordprocessingGroup" xmlns:wpi="http://schemas.microsoft.com/office/word/2010/wordprocessingInk" xmlns:wne="http://schemas.microsoft.com/office/word/2006/wordml" xmlns:wps="http://schemas.microsoft.com/office/word/2010/wordprocessingShape" mc:Ignorable="w14 w15 w16se w16cid w16 w16cex w16sdtdh wp14">
+<w:hdr xmlns:wpc="http://schemas.microsoft.com/office/word/2010/wordprocessingCanvas" xmlns:cx="http://schemas.microsoft.com/office/drawing/2014/chartex" xmlns:cx1="http://schemas.microsoft.com/office/drawing/2015/9/8/chartex" xmlns:cx2="http://schemas.microsoft.com/office/drawing/2015/10/21/chartex" xmlns:cx3="http://schemas.microsoft.com/office/drawing/2016/5/9/chartex" xmlns:cx4="http://schemas.microsoft.com/office/drawing/2016/5/10/chartex" xmlns:cx5="http://schemas.microsoft.com/office/drawing/2016/5/11/chartex" xmlns:cx6="http://schemas.microsoft.com/office/drawing/2016/5/12/chartex" xmlns:cx7="http://schemas.microsoft.com/office/drawing/2016/5/13/chartex" xmlns:cx8="http://schemas.microsoft.com/office/drawing/2016/5/14/chartex" xmlns:mc="http://schemas.openxmlformats.org/markup-compatibility/2006" xmlns:aink="http://schemas.microsoft.com/office/drawing/2016/ink" xmlns:am3d="http://schemas.microsoft.com/office/drawing/2017/model3d" xmlns:o="urn:schemas-microsoft-com:office:office" xmlns:oel="http://schemas.microsoft.com/office/2019/extlst" xmlns:r="http://schemas.openxmlformats.org/officeDocument/2006/relationships" xmlns:m="http://schemas.openxmlformats.org/officeDocument/2006/math" xmlns:v="urn:schemas-microsoft-com:vml" xmlns:wp14="http://schemas.microsoft.com/office/word/2010/wordprocessingDrawing" xmlns:wp="http://schemas.openxmlformats.org/drawingml/2006/wordprocessingDrawing" xmlns:w10="urn:schemas-microsoft-com:office:word" xmlns:w="http://schemas.openxmlformats.org/wordprocessingml/2006/main" xmlns:w14="http://schemas.microsoft.com/office/word/2010/wordml" xmlns:w15="http://schemas.microsoft.com/office/word/2012/wordml" xmlns:w16cex="http://schemas.microsoft.com/office/word/2018/wordml/cex" xmlns:w16cid="http://schemas.microsoft.com/office/word/2016/wordml/cid" xmlns:w16="http://schemas.microsoft.com/office/word/2018/wordml" xmlns:w16du="http://schemas.microsoft.com/office/word/2023/wordml/word16du" xmlns:w16sdtdh="http://schemas.microsoft.com/office/word/2020/wordml/sdtdatahash" xmlns:w16sdtfl="http://schemas.microsoft.com/office/word/2024/wordml/sdtformatlock" xmlns:w16se="http://schemas.microsoft.com/office/word/2015/wordml/symex" xmlns:wpg="http://schemas.microsoft.com/office/word/2010/wordprocessingGroup" xmlns:wpi="http://schemas.microsoft.com/office/word/2010/wordprocessingInk" xmlns:wne="http://schemas.microsoft.com/office/word/2006/wordml" xmlns:wps="http://schemas.microsoft.com/office/word/2010/wordprocessingShape" mc:Ignorable="w14 w15 w16se w16cid w16 w16cex w16sdtdh w16sdtfl w16du wp14">
   <w:p>
     <w:pPr>
       <w:pStyle w:val="Header"/>
@@ -801,7 +805,7 @@
 </file>
 
 <file path=word/header3.xml><?xml version="1.0" encoding="utf-8"?>
-<w:hdr xmlns:wpc="http://schemas.microsoft.com/office/word/2010/wordprocessingCanvas" xmlns:cx="http://schemas.microsoft.com/office/drawing/2014/chartex" xmlns:cx1="http://schemas.microsoft.com/office/drawing/2015/9/8/chartex" xmlns:cx2="http://schemas.microsoft.com/office/drawing/2015/10/21/chartex" xmlns:cx3="http://schemas.microsoft.com/office/drawing/2016/5/9/chartex" xmlns:cx4="http://schemas.microsoft.com/office/drawing/2016/5/10/chartex" xmlns:cx5="http://schemas.microsoft.com/office/drawing/2016/5/11/chartex" xmlns:cx6="http://schemas.microsoft.com/office/drawing/2016/5/12/chartex" xmlns:cx7="http://schemas.microsoft.com/office/drawing/2016/5/13/chartex" xmlns:cx8="http://schemas.microsoft.com/office/drawing/2016/5/14/chartex" xmlns:mc="http://schemas.openxmlformats.org/markup-compatibility/2006" xmlns:aink="http://schemas.microsoft.com/office/drawing/2016/ink" xmlns:am3d="http://schemas.microsoft.com/office/drawing/2017/model3d" xmlns:o="urn:schemas-microsoft-com:office:office" xmlns:oel="http://schemas.microsoft.com/office/2019/extlst" xmlns:r="http://schemas.openxmlformats.org/officeDocument/2006/relationships" xmlns:m="http://schemas.openxmlformats.org/officeDocument/2006/math" xmlns:v="urn:schemas-microsoft-com:vml" xmlns:wp14="http://schemas.microsoft.com/office/word/2010/wordprocessingDrawing" xmlns:wp="http://schemas.openxmlformats.org/drawingml/2006/wordprocessingDrawing" xmlns:w10="urn:schemas-microsoft-com:office:word" xmlns:w="http://schemas.openxmlformats.org/wordprocessingml/2006/main" xmlns:w14="http://schemas.microsoft.com/office/word/2010/wordml" xmlns:w15="http://schemas.microsoft.com/office/word/2012/wordml" xmlns:w16cex="http://schemas.microsoft.com/office/word/2018/wordml/cex" xmlns:w16cid="http://schemas.microsoft.com/office/word/2016/wordml/cid" xmlns:w16="http://schemas.microsoft.com/office/word/2018/wordml" xmlns:w16sdtdh="http://schemas.microsoft.com/office/word/2020/wordml/sdtdatahash" xmlns:w16se="http://schemas.microsoft.com/office/word/2015/wordml/symex" xmlns:wpg="http://schemas.microsoft.com/office/word/2010/wordprocessingGroup" xmlns:wpi="http://schemas.microsoft.com/office/word/2010/wordprocessingInk" xmlns:wne="http://schemas.microsoft.com/office/word/2006/wordml" xmlns:wps="http://schemas.microsoft.com/office/word/2010/wordprocessingShape" mc:Ignorable="w14 w15 w16se w16cid w16 w16cex w16sdtdh wp14">
+<w:hdr xmlns:wpc="http://schemas.microsoft.com/office/word/2010/wordprocessingCanvas" xmlns:cx="http://schemas.microsoft.com/office/drawing/2014/chartex" xmlns:cx1="http://schemas.microsoft.com/office/drawing/2015/9/8/chartex" xmlns:cx2="http://schemas.microsoft.com/office/drawing/2015/10/21/chartex" xmlns:cx3="http://schemas.microsoft.com/office/drawing/2016/5/9/chartex" xmlns:cx4="http://schemas.microsoft.com/office/drawing/2016/5/10/chartex" xmlns:cx5="http://schemas.microsoft.com/office/drawing/2016/5/11/chartex" xmlns:cx6="http://schemas.microsoft.com/office/drawing/2016/5/12/chartex" xmlns:cx7="http://schemas.microsoft.com/office/drawing/2016/5/13/chartex" xmlns:cx8="http://schemas.microsoft.com/office/drawing/2016/5/14/chartex" xmlns:mc="http://schemas.openxmlformats.org/markup-compatibility/2006" xmlns:aink="http://schemas.microsoft.com/office/drawing/2016/ink" xmlns:am3d="http://schemas.microsoft.com/office/drawing/2017/model3d" xmlns:o="urn:schemas-microsoft-com:office:office" xmlns:oel="http://schemas.microsoft.com/office/2019/extlst" xmlns:r="http://schemas.openxmlformats.org/officeDocument/2006/relationships" xmlns:m="http://schemas.openxmlformats.org/officeDocument/2006/math" xmlns:v="urn:schemas-microsoft-com:vml" xmlns:wp14="http://schemas.microsoft.com/office/word/2010/wordprocessingDrawing" xmlns:wp="http://schemas.openxmlformats.org/drawingml/2006/wordprocessingDrawing" xmlns:w10="urn:schemas-microsoft-com:office:word" xmlns:w="http://schemas.openxmlformats.org/wordprocessingml/2006/main" xmlns:w14="http://schemas.microsoft.com/office/word/2010/wordml" xmlns:w15="http://schemas.microsoft.com/office/word/2012/wordml" xmlns:w16cex="http://schemas.microsoft.com/office/word/2018/wordml/cex" xmlns:w16cid="http://schemas.microsoft.com/office/word/2016/wordml/cid" xmlns:w16="http://schemas.microsoft.com/office/word/2018/wordml" xmlns:w16du="http://schemas.microsoft.com/office/word/2023/wordml/word16du" xmlns:w16sdtdh="http://schemas.microsoft.com/office/word/2020/wordml/sdtdatahash" xmlns:w16sdtfl="http://schemas.microsoft.com/office/word/2024/wordml/sdtformatlock" xmlns:w16se="http://schemas.microsoft.com/office/word/2015/wordml/symex" xmlns:wpg="http://schemas.microsoft.com/office/word/2010/wordprocessingGroup" xmlns:wpi="http://schemas.microsoft.com/office/word/2010/wordprocessingInk" xmlns:wne="http://schemas.microsoft.com/office/word/2006/wordml" xmlns:wps="http://schemas.microsoft.com/office/word/2010/wordprocessingShape" mc:Ignorable="w14 w15 w16se w16cid w16 w16cex w16sdtdh w16sdtfl w16du wp14">
   <w:p>
     <w:pPr>
       <w:pStyle w:val="Header"/>
@@ -810,7 +814,7 @@
     <w:r>
       <w:tab/>
       <w:tab/>
-      <w:t>2026-06-17</w:t>
+      <w:t>2026-06-18</w:t>
       <w:br/>
       <w:br/>
     </w:r>
@@ -827,7 +831,7 @@
 </file>
 
 <file path=word/numbering.xml><?xml version="1.0" encoding="utf-8"?>
-<w:numbering xmlns:wpc="http://schemas.microsoft.com/office/word/2010/wordprocessingCanvas" xmlns:cx="http://schemas.microsoft.com/office/drawing/2014/chartex" xmlns:cx1="http://schemas.microsoft.com/office/drawing/2015/9/8/chartex" xmlns:cx2="http://schemas.microsoft.com/office/drawing/2015/10/21/chartex" xmlns:cx3="http://schemas.microsoft.com/office/drawing/2016/5/9/chartex" xmlns:cx4="http://schemas.microsoft.com/office/drawing/2016/5/10/chartex" xmlns:cx5="http://schemas.microsoft.com/office/drawing/2016/5/11/chartex" xmlns:cx6="http://schemas.microsoft.com/office/drawing/2016/5/12/chartex" xmlns:cx7="http://schemas.microsoft.com/office/drawing/2016/5/13/chartex" xmlns:cx8="http://schemas.microsoft.com/office/drawing/2016/5/14/chartex" xmlns:mc="http://schemas.openxmlformats.org/markup-compatibility/2006" xmlns:aink="http://schemas.microsoft.com/office/drawing/2016/ink" xmlns:am3d="http://schemas.microsoft.com/office/drawing/2017/model3d" xmlns:o="urn:schemas-microsoft-com:office:office" xmlns:oel="http://schemas.microsoft.com/office/2019/extlst" xmlns:r="http://schemas.openxmlformats.org/officeDocument/2006/relationships" xmlns:m="http://schemas.openxmlformats.org/officeDocument/2006/math" xmlns:v="urn:schemas-microsoft-com:vml" xmlns:wp14="http://schemas.microsoft.com/office/word/2010/wordprocessingDrawing" xmlns:wp="http://schemas.openxmlformats.org/drawingml/2006/wordprocessingDrawing" xmlns:w10="urn:schemas-microsoft-com:office:word" xmlns:w="http://schemas.openxmlformats.org/wordprocessingml/2006/main" xmlns:w14="http://schemas.microsoft.com/office/word/2010/wordml" xmlns:w15="http://schemas.microsoft.com/office/word/2012/wordml" xmlns:w16cex="http://schemas.microsoft.com/office/word/2018/wordml/cex" xmlns:w16cid="http://schemas.microsoft.com/office/word/2016/wordml/cid" xmlns:w16="http://schemas.microsoft.com/office/word/2018/wordml" xmlns:w16sdtdh="http://schemas.microsoft.com/office/word/2020/wordml/sdtdatahash" xmlns:w16se="http://schemas.microsoft.com/office/word/2015/wordml/symex" xmlns:wpg="http://schemas.microsoft.com/office/word/2010/wordprocessingGroup" xmlns:wpi="http://schemas.microsoft.com/office/word/2010/wordprocessingInk" xmlns:wne="http://schemas.microsoft.com/office/word/2006/wordml" xmlns:wps="http://schemas.microsoft.com/office/word/2010/wordprocessingShape" mc:Ignorable="w14 w15 w16se w16cid w16 w16cex w16sdtdh wp14">
+<w:numbering xmlns:wpc="http://schemas.microsoft.com/office/word/2010/wordprocessingCanvas" xmlns:cx="http://schemas.microsoft.com/office/drawing/2014/chartex" xmlns:cx1="http://schemas.microsoft.com/office/drawing/2015/9/8/chartex" xmlns:cx2="http://schemas.microsoft.com/office/drawing/2015/10/21/chartex" xmlns:cx3="http://schemas.microsoft.com/office/drawing/2016/5/9/chartex" xmlns:cx4="http://schemas.microsoft.com/office/drawing/2016/5/10/chartex" xmlns:cx5="http://schemas.microsoft.com/office/drawing/2016/5/11/chartex" xmlns:cx6="http://schemas.microsoft.com/office/drawing/2016/5/12/chartex" xmlns:cx7="http://schemas.microsoft.com/office/drawing/2016/5/13/chartex" xmlns:cx8="http://schemas.microsoft.com/office/drawing/2016/5/14/chartex" xmlns:mc="http://schemas.openxmlformats.org/markup-compatibility/2006" xmlns:aink="http://schemas.microsoft.com/office/drawing/2016/ink" xmlns:am3d="http://schemas.microsoft.com/office/drawing/2017/model3d" xmlns:o="urn:schemas-microsoft-com:office:office" xmlns:oel="http://schemas.microsoft.com/office/2019/extlst" xmlns:r="http://schemas.openxmlformats.org/officeDocument/2006/relationships" xmlns:m="http://schemas.openxmlformats.org/officeDocument/2006/math" xmlns:v="urn:schemas-microsoft-com:vml" xmlns:wp14="http://schemas.microsoft.com/office/word/2010/wordprocessingDrawing" xmlns:wp="http://schemas.openxmlformats.org/drawingml/2006/wordprocessingDrawing" xmlns:w10="urn:schemas-microsoft-com:office:word" xmlns:w="http://schemas.openxmlformats.org/wordprocessingml/2006/main" xmlns:w14="http://schemas.microsoft.com/office/word/2010/wordml" xmlns:w15="http://schemas.microsoft.com/office/word/2012/wordml" xmlns:w16cex="http://schemas.microsoft.com/office/word/2018/wordml/cex" xmlns:w16cid="http://schemas.microsoft.com/office/word/2016/wordml/cid" xmlns:w16="http://schemas.microsoft.com/office/word/2018/wordml" xmlns:w16du="http://schemas.microsoft.com/office/word/2023/wordml/word16du" xmlns:w16sdtdh="http://schemas.microsoft.com/office/word/2020/wordml/sdtdatahash" xmlns:w16sdtfl="http://schemas.microsoft.com/office/word/2024/wordml/sdtformatlock" xmlns:w16se="http://schemas.microsoft.com/office/word/2015/wordml/symex" xmlns:wpg="http://schemas.microsoft.com/office/word/2010/wordprocessingGroup" xmlns:wpi="http://schemas.microsoft.com/office/word/2010/wordprocessingInk" xmlns:wne="http://schemas.microsoft.com/office/word/2006/wordml" xmlns:wps="http://schemas.microsoft.com/office/word/2010/wordprocessingShape" mc:Ignorable="w14 w15 w16se w16cid w16 w16cex w16sdtdh w16sdtfl w16du wp14">
   <w:abstractNum w:abstractNumId="0" w15:restartNumberingAfterBreak="0">
     <w:nsid w:val="FFFFFF7C"/>
     <w:multiLevelType w:val="singleLevel"/>
@@ -1030,7 +1034,7 @@
 </file>
 
 <file path=word/styles.xml><?xml version="1.0" encoding="utf-8"?>
-<w:styles xmlns:mc="http://schemas.openxmlformats.org/markup-compatibility/2006" xmlns:r="http://schemas.openxmlformats.org/officeDocument/2006/relationships" xmlns:w="http://schemas.openxmlformats.org/wordprocessingml/2006/main" xmlns:w14="http://schemas.microsoft.com/office/word/2010/wordml" xmlns:w15="http://schemas.microsoft.com/office/word/2012/wordml" xmlns:w16cex="http://schemas.microsoft.com/office/word/2018/wordml/cex" xmlns:w16cid="http://schemas.microsoft.com/office/word/2016/wordml/cid" xmlns:w16="http://schemas.microsoft.com/office/word/2018/wordml" xmlns:w16sdtdh="http://schemas.microsoft.com/office/word/2020/wordml/sdtdatahash" xmlns:w16se="http://schemas.microsoft.com/office/word/2015/wordml/symex" mc:Ignorable="w14 w15 w16se w16cid w16 w16cex w16sdtdh">
+<w:styles xmlns:mc="http://schemas.openxmlformats.org/markup-compatibility/2006" xmlns:r="http://schemas.openxmlformats.org/officeDocument/2006/relationships" xmlns:w="http://schemas.openxmlformats.org/wordprocessingml/2006/main" xmlns:w14="http://schemas.microsoft.com/office/word/2010/wordml" xmlns:w15="http://schemas.microsoft.com/office/word/2012/wordml" xmlns:w16cex="http://schemas.microsoft.com/office/word/2018/wordml/cex" xmlns:w16cid="http://schemas.microsoft.com/office/word/2016/wordml/cid" xmlns:w16="http://schemas.microsoft.com/office/word/2018/wordml" xmlns:w16du="http://schemas.microsoft.com/office/word/2023/wordml/word16du" xmlns:w16sdtdh="http://schemas.microsoft.com/office/word/2020/wordml/sdtdatahash" xmlns:w16sdtfl="http://schemas.microsoft.com/office/word/2024/wordml/sdtformatlock" xmlns:w16se="http://schemas.microsoft.com/office/word/2015/wordml/symex" mc:Ignorable="w14 w15 w16se w16cid w16 w16cex w16sdtdh w16sdtfl w16du">
   <w:docDefaults>
     <w:rPrDefault>
       <w:rPr>
@@ -1788,7 +1792,7 @@
     <w:link w:val="TitleChar"/>
     <w:uiPriority w:val="10"/>
     <w:qFormat/>
-    <w:rsid w:val="007106C8"/>
+    <w:rsid w:val="00E854FA"/>
     <w:pPr>
       <w:spacing w:after="300" w:line="240" w:lineRule="auto"/>
       <w:contextualSpacing/>
@@ -1798,7 +1802,7 @@
       <w:rFonts w:eastAsiaTheme="majorEastAsia" w:cstheme="majorBidi"/>
       <w:spacing w:val="5"/>
       <w:kern w:val="28"/>
-      <w:sz w:val="52"/>
+      <w:sz w:val="40"/>
       <w:szCs w:val="52"/>
       <w:lang w:val="sv-SE" w:eastAsia="en-US" w:bidi="ar-SA"/>
     </w:rPr>
@@ -1808,12 +1812,12 @@
     <w:basedOn w:val="DefaultParagraphFont"/>
     <w:link w:val="Title"/>
     <w:uiPriority w:val="10"/>
-    <w:rsid w:val="007106C8"/>
+    <w:rsid w:val="00E854FA"/>
     <w:rPr>
       <w:rFonts w:ascii="Times New Roman" w:eastAsiaTheme="majorEastAsia" w:hAnsi="Times New Roman" w:cstheme="majorBidi"/>
       <w:spacing w:val="5"/>
       <w:kern w:val="28"/>
-      <w:sz w:val="52"/>
+      <w:sz w:val="40"/>
       <w:szCs w:val="52"/>
       <w:lang w:val="sv-SE" w:eastAsia="en-US" w:bidi="ar-SA"/>
     </w:rPr>

--- a/klagomål/A 62184-2025 FSC-klagomål.docx
+++ b/klagomål/A 62184-2025 FSC-klagomål.docx
@@ -814,7 +814,7 @@
     <w:r>
       <w:tab/>
       <w:tab/>
-      <w:t>2026-06-18</w:t>
+      <w:t>2026-06-19</w:t>
       <w:br/>
       <w:br/>
     </w:r>

--- a/klagomål/A 62184-2025 FSC-klagomål.docx
+++ b/klagomål/A 62184-2025 FSC-klagomål.docx
@@ -814,7 +814,7 @@
     <w:r>
       <w:tab/>
       <w:tab/>
-      <w:t>2026-06-19</w:t>
+      <w:t>2026-06-20</w:t>
       <w:br/>
       <w:br/>
     </w:r>

--- a/klagomål/A 62184-2025 FSC-klagomål.docx
+++ b/klagomål/A 62184-2025 FSC-klagomål.docx
@@ -168,38 +168,7 @@
     </w:p>
     <w:p>
       <w:r>
-        <w:t>Detta dokument behandlar höga naturvärden i avverkningsanmälan A 62184-2025 i Dorotea kommun som inkom 2025-12-12 och omfattar 30,7 ha.</w:t>
-      </w:r>
-    </w:p>
-    <w:p>
-      <w:r>
-        <w:t>Nedan presenteras fynd av naturvårdsarter och fridlysta arter som gjorts i det avverkningsanmälda området, samt relevanta utdrag ur standarderna för FSC, Chain of Custody, Controlled Wood och PEFC. I BILAGA 1 finns artfakta om fridlysta arter.</w:t>
-      </w:r>
-    </w:p>
-    <w:p>
-      <w:r>
-        <w:t>Vi förväntar oss att ni återkommer med ett skriftligt svar på vårt klagomål och även beskriver vilka korrigerande åtgärder ni satt in för att rätta till identifierade brister i er efterlevnad av den svenska FSC standarden.</w:t>
-      </w:r>
-    </w:p>
-    <w:p>
-      <w:pPr>
-        <w:pStyle w:val="Heading1"/>
-      </w:pPr>
-      <w:r>
-        <w:t>Naturvårdsarter</w:t>
-      </w:r>
-    </w:p>
-    <w:p>
-      <w:r>
-        <w:t>I avverkningsanmälan har följande 1 naturvårdsarter hittats: tjäder (T, §4). Typiska arter inom Natura 2000 som är kopplade till skogsekosystem har markerats med (T). För fridlysta arter anges även paragrafen i Artskyddsförordningen som arten är fridlyst enligt.</w:t>
-      </w:r>
-    </w:p>
-    <w:p>
-      <w:r>
-        <w:t>De påträffade naturvårdsarterna är ett tydligt kvitto på att det rör sig om en skog med höga naturvärden.</w:t>
-      </w:r>
-      <w:r>
-        <w:t xml:space="preserve"> I Figur 1 visas fyndplatser för naturvårdsarter i området, som finns registrerade på Artportalen.</w:t>
+        <w:t>Detta klagomål behandlar höga naturvärden i avverkningsanmälan A 62184-2025 i Dorotea kommun som inkom 2025-12-12 och omfattar 30,7 ha.</w:t>
       </w:r>
     </w:p>
     <w:p>
@@ -247,34 +216,35 @@
         <w:spacing w:after="240"/>
       </w:pPr>
       <w:r>
-        <w:t>Figur 1. Fyndplatser för naturvårdsarter i avverkningsanmälan (röd linje). Markörer utan svart kant är placerade på fyndplatsen. Markörer med svart kant är placerade vid sidan av fyndplatsen och har ett svart streck som visar fyndplatsens exakta position. Kartans mittpunktskoordinat är N 7167799, E 534319 i SWEREF 99 TM.</w:t>
+        <w:t>Figur 1. Fyndplatser för naturvårdsarter i avverkningsanmälan. Markörer utan svart kant är placerade på fyndplatsen. Markörer med svart kant är placerade vid sidan av fyndplatsen har ett svart streck som visar fyndplatsens exakta position. Kartans mittpunktskoordinat är N 7167799, E 534319 i SWEREF 99 TM.</w:t>
+      </w:r>
+    </w:p>
+    <w:p>
+      <w:r>
+        <w:t>I avverkningsanmälan finns fynd av 1 naturvårdsarter, varav 1 är fridlyst och 1 är typisk (T): tjäder (T, §4). Se Figur 1.</w:t>
+      </w:r>
+    </w:p>
+    <w:p>
+      <w:r>
+        <w:t>Nedan presenteras relevanta utdrag ur standarderna för FSC, Chain of Custody, Controlled Wood och PEFC.</w:t>
+      </w:r>
+    </w:p>
+    <w:p>
+      <w:r>
+        <w:t>Vi förväntar oss att ni återkommer med ett skriftligt svar på vårt klagomål och även beskriver vilka korrigerande åtgärder ni satt in för att rätta till identifierade brister i er efterlevnad av den svenska FSC standarden.</w:t>
       </w:r>
     </w:p>
     <w:p>
       <w:pPr>
-        <w:pStyle w:val="Heading2"/>
+        <w:pStyle w:val="Heading1"/>
       </w:pPr>
       <w:r>
-        <w:t>Fridlysta arter</w:t>
+        <w:t>Naturvårdsarter och fridlysta arter</w:t>
       </w:r>
     </w:p>
     <w:p>
       <w:r>
-        <w:t>Följande fridlysta arter har sina livsmiljöer och växtplatser i den avverkningsanmälda skogen: tjäder (T, §4).</w:t>
-      </w:r>
-    </w:p>
-    <w:p>
-      <w:r>
-        <w:t xml:space="preserve">Observera att medlemsländerna är skyldiga att agera i enlighet med EU:s fågeldirektiv där det uttryckligen står att direktivet gäller för fåglar samt för deras ägg, bon och </w:t>
-      </w:r>
-      <w:r>
-        <w:rPr>
-          <w:b/>
-        </w:rPr>
-        <w:t xml:space="preserve">livsmiljöer </w:t>
-      </w:r>
-      <w:r>
-        <w:t>(artikel 1). Vidare att de åtgärder som vidtas inte får leda till en försämring av den nuvarande situationen beträffande bevarandet av de fågelarter som avses i artikel 1 (artikel 13). Fågeldirektivet är styrande för tillsynsansvariga myndigheters ärendehantering, ställningstaganden och beslutsfattande.</w:t>
+        <w:t>Nedan följer beskrivningar av de naturvårdsarter och fridlysta arter som har sina livsmiljöer och växtplatser i den avverkningsanmälda skogen. Se även ytterligare artfakta i BILAGA 1. De påträffade naturvårdsarterna är ett tydligt kvitto på att det rör sig om en skog med höga naturvärden.</w:t>
       </w:r>
     </w:p>
     <w:p>
@@ -304,11 +274,6 @@
       </w:r>
       <w:r>
         <w:t>. Tjädern är en utpräglad skogsfågel knuten till större sammanhängande barrskogsområden. Tupparna och hönorna utnyttjar till viss del olika miljöer, och habitatvalet varierar dessutom mellan olika delar av året. För att det ska finnas livskraftiga tjäderbestånd krävs funktionella skogslandskap med en blandning av uppvuxen, gles och luckig skog, täta sumpskogar, myrar och andra små våtmarker. Arten försvinner när skogen fragmenteras och den sammanlagda arealen hyggen och andra öppna områden blir för stor. Ett småskaligt och försiktigt virkesuttag genom hyggesfria metoder kan i vissa fall vara möjligt i området inom 200 m från lekcentrum. Längre ut från lekcentrum, inom 200–500 m bör den avverkade ytan inte överskrida 1 hektar för att undvika alltför stora och snabba förändringar (Skogsstyrelsen, 2019; SLU Artdatabanken, 2024).</w:t>
-      </w:r>
-    </w:p>
-    <w:p>
-      <w:r>
-        <w:t>I BILAGA 1 finns mer detaljerad information om ekologi samt krav på livsmiljö hos fridlysta arter.</w:t>
       </w:r>
     </w:p>
     <w:p>
@@ -814,7 +779,7 @@
     <w:r>
       <w:tab/>
       <w:tab/>
-      <w:t>2026-06-20</w:t>
+      <w:t>2026-06-21</w:t>
       <w:br/>
       <w:br/>
     </w:r>

--- a/klagomål/A 62184-2025 FSC-klagomål.docx
+++ b/klagomål/A 62184-2025 FSC-klagomål.docx
@@ -779,7 +779,7 @@
     <w:r>
       <w:tab/>
       <w:tab/>
-      <w:t>2026-06-21</w:t>
+      <w:t>2026-06-22</w:t>
       <w:br/>
       <w:br/>
     </w:r>

--- a/klagomål/A 62184-2025 FSC-klagomål.docx
+++ b/klagomål/A 62184-2025 FSC-klagomål.docx
@@ -779,7 +779,7 @@
     <w:r>
       <w:tab/>
       <w:tab/>
-      <w:t>2026-06-22</w:t>
+      <w:t>2026-06-23</w:t>
       <w:br/>
       <w:br/>
     </w:r>
